--- a/doc/Learning Smalltalk.docx
+++ b/doc/Learning Smalltalk.docx
@@ -53,13 +53,8 @@
       <w:pPr>
         <w:ind w:left="720"/>
       </w:pPr>
-      <w:proofErr w:type="gramStart"/>
-      <w:r>
-        <w:t>./</w:t>
-      </w:r>
-      <w:proofErr w:type="gramEnd"/>
-      <w:r>
-        <w:t>beagle beagle.im</w:t>
+      <w:r>
+        <w:t>./beagle beagle.im</w:t>
       </w:r>
     </w:p>
     <w:p>
@@ -80,14 +75,11 @@
     </w:p>
     <w:p>
       <w:r>
-        <w:rPr>
-          <w:noProof/>
-        </w:rPr>
         <w:drawing>
-          <wp:inline distT="0" distB="0" distL="0" distR="0" wp14:anchorId="3C826611" wp14:editId="4DA3ABDA">
-            <wp:extent cx="5943600" cy="3766820"/>
-            <wp:effectExtent l="0" t="0" r="0" b="5080"/>
-            <wp:docPr id="2121324872" name="Picture 1" descr="A screenshot of a computer&#10;&#10;AI-generated content may be incorrect."/>
+          <wp:inline distT="0" distB="0" distL="0" distR="0" wp14:anchorId="5B91CF7D" wp14:editId="5711667F">
+            <wp:extent cx="5943600" cy="3674745"/>
+            <wp:effectExtent l="0" t="0" r="0" b="1905"/>
+            <wp:docPr id="856896520" name="Picture 1" descr="A screenshot of a computer&#10;&#10;AI-generated content may be incorrect."/>
             <wp:cNvGraphicFramePr>
               <a:graphicFrameLocks xmlns:a="http://schemas.openxmlformats.org/drawingml/2006/main" noChangeAspect="1"/>
             </wp:cNvGraphicFramePr>
@@ -95,7 +87,7 @@
               <a:graphicData uri="http://schemas.openxmlformats.org/drawingml/2006/picture">
                 <pic:pic xmlns:pic="http://schemas.openxmlformats.org/drawingml/2006/picture">
                   <pic:nvPicPr>
-                    <pic:cNvPr id="2121324872" name="Picture 1" descr="A screenshot of a computer&#10;&#10;AI-generated content may be incorrect."/>
+                    <pic:cNvPr id="856896520" name="Picture 1" descr="A screenshot of a computer&#10;&#10;AI-generated content may be incorrect."/>
                     <pic:cNvPicPr/>
                   </pic:nvPicPr>
                   <pic:blipFill>
@@ -107,7 +99,7 @@
                   <pic:spPr>
                     <a:xfrm>
                       <a:off x="0" y="0"/>
-                      <a:ext cx="5943600" cy="3766820"/>
+                      <a:ext cx="5943600" cy="3674745"/>
                     </a:xfrm>
                     <a:prstGeom prst="rect">
                       <a:avLst/>
@@ -152,14 +144,11 @@
     </w:p>
     <w:p>
       <w:r>
-        <w:rPr>
-          <w:noProof/>
-        </w:rPr>
         <w:drawing>
-          <wp:inline distT="0" distB="0" distL="0" distR="0" wp14:anchorId="01861524" wp14:editId="25F01FB8">
-            <wp:extent cx="5943600" cy="1949450"/>
+          <wp:inline distT="0" distB="0" distL="0" distR="0" wp14:anchorId="08C92D17" wp14:editId="4ABEBD06">
+            <wp:extent cx="5943600" cy="2442845"/>
             <wp:effectExtent l="0" t="0" r="0" b="0"/>
-            <wp:docPr id="53262656" name="Picture 1" descr="A blue and white rectangle with black lines&#10;&#10;AI-generated content may be incorrect."/>
+            <wp:docPr id="607948382" name="Picture 1" descr="A screenshot of a computer&#10;&#10;AI-generated content may be incorrect."/>
             <wp:cNvGraphicFramePr>
               <a:graphicFrameLocks xmlns:a="http://schemas.openxmlformats.org/drawingml/2006/main" noChangeAspect="1"/>
             </wp:cNvGraphicFramePr>
@@ -167,7 +156,7 @@
               <a:graphicData uri="http://schemas.openxmlformats.org/drawingml/2006/picture">
                 <pic:pic xmlns:pic="http://schemas.openxmlformats.org/drawingml/2006/picture">
                   <pic:nvPicPr>
-                    <pic:cNvPr id="53262656" name="Picture 1" descr="A blue and white rectangle with black lines&#10;&#10;AI-generated content may be incorrect."/>
+                    <pic:cNvPr id="607948382" name="Picture 1" descr="A screenshot of a computer&#10;&#10;AI-generated content may be incorrect."/>
                     <pic:cNvPicPr/>
                   </pic:nvPicPr>
                   <pic:blipFill>
@@ -179,7 +168,7 @@
                   <pic:spPr>
                     <a:xfrm>
                       <a:off x="0" y="0"/>
-                      <a:ext cx="5943600" cy="1949450"/>
+                      <a:ext cx="5943600" cy="2442845"/>
                     </a:xfrm>
                     <a:prstGeom prst="rect">
                       <a:avLst/>
@@ -200,14 +189,11 @@
     </w:p>
     <w:p>
       <w:r>
-        <w:rPr>
-          <w:noProof/>
-        </w:rPr>
         <w:drawing>
-          <wp:inline distT="0" distB="0" distL="0" distR="0" wp14:anchorId="10D65622" wp14:editId="3F6B0CCE">
-            <wp:extent cx="5943600" cy="1835150"/>
+          <wp:inline distT="0" distB="0" distL="0" distR="0" wp14:anchorId="41758C4D" wp14:editId="348C0B02">
+            <wp:extent cx="5943600" cy="2421255"/>
             <wp:effectExtent l="0" t="0" r="0" b="0"/>
-            <wp:docPr id="798154720" name="Picture 1" descr="A blue and white rectangular object&#10;&#10;AI-generated content may be incorrect."/>
+            <wp:docPr id="20733527" name="Picture 1" descr="A blue and white rectangle with a white background&#10;&#10;AI-generated content may be incorrect."/>
             <wp:cNvGraphicFramePr>
               <a:graphicFrameLocks xmlns:a="http://schemas.openxmlformats.org/drawingml/2006/main" noChangeAspect="1"/>
             </wp:cNvGraphicFramePr>
@@ -215,7 +201,7 @@
               <a:graphicData uri="http://schemas.openxmlformats.org/drawingml/2006/picture">
                 <pic:pic xmlns:pic="http://schemas.openxmlformats.org/drawingml/2006/picture">
                   <pic:nvPicPr>
-                    <pic:cNvPr id="798154720" name="Picture 1" descr="A blue and white rectangular object&#10;&#10;AI-generated content may be incorrect."/>
+                    <pic:cNvPr id="20733527" name="Picture 1" descr="A blue and white rectangle with a white background&#10;&#10;AI-generated content may be incorrect."/>
                     <pic:cNvPicPr/>
                   </pic:nvPicPr>
                   <pic:blipFill>
@@ -227,7 +213,7 @@
                   <pic:spPr>
                     <a:xfrm>
                       <a:off x="0" y="0"/>
-                      <a:ext cx="5943600" cy="1835150"/>
+                      <a:ext cx="5943600" cy="2421255"/>
                     </a:xfrm>
                     <a:prstGeom prst="rect">
                       <a:avLst/>
@@ -250,20 +236,13 @@
         <w:pStyle w:val="Heading1"/>
       </w:pPr>
       <w:r>
+        <w:lastRenderedPageBreak/>
         <w:t>Messages</w:t>
       </w:r>
     </w:p>
     <w:p>
       <w:r>
-        <w:t xml:space="preserve">Now, let’s introduce some terms to help explain how this works.  Smalltalk is called an </w:t>
-      </w:r>
-      <w:proofErr w:type="gramStart"/>
-      <w:r>
-        <w:t>Object Oriented</w:t>
-      </w:r>
-      <w:proofErr w:type="gramEnd"/>
-      <w:r>
-        <w:t xml:space="preserve"> language.  In fact, the people who developed Smalltalk were the ones </w:t>
+        <w:t xml:space="preserve">Now, let’s introduce some terms to help explain how this works.  Smalltalk is called an Object Oriented language.  In fact, the people who developed Smalltalk were the ones </w:t>
       </w:r>
       <w:r>
         <w:t>who</w:t>
@@ -291,7 +270,6 @@
     </w:p>
     <w:p>
       <w:r>
-        <w:lastRenderedPageBreak/>
         <w:t xml:space="preserve">You can get things to happen in Smalltalk by sending messages to </w:t>
       </w:r>
       <w:r>
@@ -314,27 +292,16 @@
     </w:p>
     <w:p>
       <w:r>
-        <w:t xml:space="preserve">Let’s try another example.  In the workspace, type in “3 squared”.  Select it and choose “Print It” from the </w:t>
-      </w:r>
-      <w:proofErr w:type="gramStart"/>
-      <w:r>
-        <w:t>pop up</w:t>
-      </w:r>
-      <w:proofErr w:type="gramEnd"/>
-      <w:r>
-        <w:t xml:space="preserve"> menu.</w:t>
-      </w:r>
-    </w:p>
-    <w:p>
-      <w:r>
-        <w:rPr>
-          <w:noProof/>
-        </w:rPr>
+        <w:t>Let’s try another example.  In the workspace, type in “3 squared”.  Select it and choose “Print It” from the pop up menu.</w:t>
+      </w:r>
+    </w:p>
+    <w:p>
+      <w:r>
         <w:drawing>
-          <wp:inline distT="0" distB="0" distL="0" distR="0" wp14:anchorId="325AC69A" wp14:editId="2162EAFE">
-            <wp:extent cx="5943600" cy="1805940"/>
-            <wp:effectExtent l="0" t="0" r="0" b="3810"/>
-            <wp:docPr id="65288487" name="Picture 1" descr="A blue and white rectangular object&#10;&#10;AI-generated content may be incorrect."/>
+          <wp:inline distT="0" distB="0" distL="0" distR="0" wp14:anchorId="061485D4" wp14:editId="72490F32">
+            <wp:extent cx="5943600" cy="2437765"/>
+            <wp:effectExtent l="0" t="0" r="0" b="635"/>
+            <wp:docPr id="609771585" name="Picture 1" descr="A blue and white rectangular frame&#10;&#10;AI-generated content may be incorrect."/>
             <wp:cNvGraphicFramePr>
               <a:graphicFrameLocks xmlns:a="http://schemas.openxmlformats.org/drawingml/2006/main" noChangeAspect="1"/>
             </wp:cNvGraphicFramePr>
@@ -342,7 +309,7 @@
               <a:graphicData uri="http://schemas.openxmlformats.org/drawingml/2006/picture">
                 <pic:pic xmlns:pic="http://schemas.openxmlformats.org/drawingml/2006/picture">
                   <pic:nvPicPr>
-                    <pic:cNvPr id="65288487" name="Picture 1" descr="A blue and white rectangular object&#10;&#10;AI-generated content may be incorrect."/>
+                    <pic:cNvPr id="609771585" name="Picture 1" descr="A blue and white rectangular frame&#10;&#10;AI-generated content may be incorrect."/>
                     <pic:cNvPicPr/>
                   </pic:nvPicPr>
                   <pic:blipFill>
@@ -354,7 +321,7 @@
                   <pic:spPr>
                     <a:xfrm>
                       <a:off x="0" y="0"/>
-                      <a:ext cx="5943600" cy="1805940"/>
+                      <a:ext cx="5943600" cy="2437765"/>
                     </a:xfrm>
                     <a:prstGeom prst="rect">
                       <a:avLst/>
@@ -404,6 +371,7 @@
         <w:pStyle w:val="ProgrammersNote"/>
       </w:pPr>
       <w:r>
+        <w:lastRenderedPageBreak/>
         <w:t>Programmer’s Note:</w:t>
       </w:r>
     </w:p>
@@ -412,15 +380,7 @@
         <w:pStyle w:val="ProgrammersNote"/>
       </w:pPr>
       <w:r>
-        <w:t xml:space="preserve">If you’ve programmed in other </w:t>
-      </w:r>
-      <w:proofErr w:type="gramStart"/>
-      <w:r>
-        <w:t>object oriented</w:t>
-      </w:r>
-      <w:proofErr w:type="gramEnd"/>
-      <w:r>
-        <w:t xml:space="preserve"> languages, messages in Smalltalk are just like method calls in other languages.  In those languages, they normally take the form:</w:t>
+        <w:t>If you’ve programmed in other object oriented languages, messages in Smalltalk are just like method calls in other languages.  In those languages, they normally take the form:</w:t>
       </w:r>
     </w:p>
     <w:p>
@@ -428,15 +388,8 @@
         <w:pStyle w:val="ProgrammersNote"/>
         <w:ind w:firstLine="306"/>
       </w:pPr>
-      <w:proofErr w:type="spellStart"/>
-      <w:proofErr w:type="gramStart"/>
-      <w:r>
-        <w:t>receiver.message</w:t>
-      </w:r>
-      <w:proofErr w:type="spellEnd"/>
-      <w:proofErr w:type="gramEnd"/>
-      <w:r>
-        <w:t>(parameters)</w:t>
+      <w:r>
+        <w:t>receiver.message(parameters)</w:t>
       </w:r>
     </w:p>
     <w:p>
@@ -453,15 +406,7 @@
         <w:ind w:firstLine="306"/>
       </w:pPr>
       <w:r>
-        <w:t>3.</w:t>
-      </w:r>
-      <w:proofErr w:type="gramStart"/>
-      <w:r>
-        <w:t>plus(</w:t>
-      </w:r>
-      <w:proofErr w:type="gramEnd"/>
-      <w:r>
-        <w:t>4)</w:t>
+        <w:t>3.plus(4)</w:t>
       </w:r>
     </w:p>
     <w:p>
@@ -478,7 +423,6 @@
         <w:ind w:firstLine="306"/>
       </w:pPr>
       <w:r>
-        <w:lastRenderedPageBreak/>
         <w:t>3.+(4)</w:t>
       </w:r>
     </w:p>
@@ -496,15 +440,7 @@
         <w:ind w:firstLine="306"/>
       </w:pPr>
       <w:r>
-        <w:t>3.</w:t>
-      </w:r>
-      <w:proofErr w:type="gramStart"/>
-      <w:r>
-        <w:t>squared(</w:t>
-      </w:r>
-      <w:proofErr w:type="gramEnd"/>
-      <w:r>
-        <w:t>)</w:t>
+        <w:t>3.squared()</w:t>
       </w:r>
     </w:p>
     <w:p>
@@ -524,14 +460,11 @@
     </w:p>
     <w:p>
       <w:r>
-        <w:rPr>
-          <w:noProof/>
-        </w:rPr>
         <w:drawing>
-          <wp:inline distT="0" distB="0" distL="0" distR="0" wp14:anchorId="5A4428CA" wp14:editId="3C86BDF5">
-            <wp:extent cx="5943600" cy="1785620"/>
-            <wp:effectExtent l="0" t="0" r="0" b="5080"/>
-            <wp:docPr id="1792385507" name="Picture 1" descr="A blue and white rectangular frame&#10;&#10;AI-generated content may be incorrect."/>
+          <wp:inline distT="0" distB="0" distL="0" distR="0" wp14:anchorId="479053D5" wp14:editId="071FDC92">
+            <wp:extent cx="5943600" cy="2415540"/>
+            <wp:effectExtent l="0" t="0" r="0" b="3810"/>
+            <wp:docPr id="21050206" name="Picture 1" descr="A blue and white screen&#10;&#10;AI-generated content may be incorrect."/>
             <wp:cNvGraphicFramePr>
               <a:graphicFrameLocks xmlns:a="http://schemas.openxmlformats.org/drawingml/2006/main" noChangeAspect="1"/>
             </wp:cNvGraphicFramePr>
@@ -539,7 +472,7 @@
               <a:graphicData uri="http://schemas.openxmlformats.org/drawingml/2006/picture">
                 <pic:pic xmlns:pic="http://schemas.openxmlformats.org/drawingml/2006/picture">
                   <pic:nvPicPr>
-                    <pic:cNvPr id="1792385507" name="Picture 1" descr="A blue and white rectangular frame&#10;&#10;AI-generated content may be incorrect."/>
+                    <pic:cNvPr id="21050206" name="Picture 1" descr="A blue and white screen&#10;&#10;AI-generated content may be incorrect."/>
                     <pic:cNvPicPr/>
                   </pic:nvPicPr>
                   <pic:blipFill>
@@ -551,7 +484,7 @@
                   <pic:spPr>
                     <a:xfrm>
                       <a:off x="0" y="0"/>
-                      <a:ext cx="5943600" cy="1785620"/>
+                      <a:ext cx="5943600" cy="2415540"/>
                     </a:xfrm>
                     <a:prstGeom prst="rect">
                       <a:avLst/>
@@ -566,23 +499,7 @@
     </w:p>
     <w:p>
       <w:r>
-        <w:t xml:space="preserve">The words </w:t>
-      </w:r>
-      <w:proofErr w:type="gramStart"/>
-      <w:r>
-        <w:t>between:</w:t>
-      </w:r>
-      <w:proofErr w:type="gramEnd"/>
-      <w:r>
-        <w:t xml:space="preserve"> and </w:t>
-      </w:r>
-      <w:proofErr w:type="spellStart"/>
-      <w:r>
-        <w:t>and</w:t>
-      </w:r>
-      <w:proofErr w:type="spellEnd"/>
-      <w:r>
-        <w:t>: are called keywords.  Keywords always end with a colon.  Following each keyword, we provide an object for that parameter.  If the message has two keywords, then we provide two parameters.</w:t>
+        <w:t>The words between: and and: are called keywords.  Keywords always end with a colon.  Following each keyword, we provide an object for that parameter.  If the message has two keywords, then we provide two parameters.</w:t>
       </w:r>
     </w:p>
     <w:p>
@@ -592,15 +509,7 @@
     </w:p>
     <w:p>
       <w:r>
-        <w:t xml:space="preserve">The receiver of the message is 3 and the message is </w:t>
-      </w:r>
-      <w:proofErr w:type="spellStart"/>
-      <w:r>
-        <w:t>between:and</w:t>
-      </w:r>
-      <w:proofErr w:type="spellEnd"/>
-      <w:r>
-        <w:t>: with the parameters 1 and 5.  Using keywords, we can provide an explanation of each parameter.</w:t>
+        <w:t>The receiver of the message is 3 and the message is between:and: with the parameters 1 and 5.  Using keywords, we can provide an explanation of each parameter.</w:t>
       </w:r>
     </w:p>
     <w:p>
@@ -608,6 +517,7 @@
         <w:pStyle w:val="ProgrammersNote"/>
       </w:pPr>
       <w:r>
+        <w:lastRenderedPageBreak/>
         <w:t>Programmer’s Note:</w:t>
       </w:r>
     </w:p>
@@ -620,14 +530,7 @@
       </w:r>
       <w:r>
         <w:br/>
-      </w:r>
-      <w:proofErr w:type="gramStart"/>
-      <w:r>
-        <w:t>3.betweenAnd</w:t>
-      </w:r>
-      <w:proofErr w:type="gramEnd"/>
-      <w:r>
-        <w:t>(1, 5)</w:t>
+        <w:t>3.betweenAnd(1, 5)</w:t>
       </w:r>
     </w:p>
     <w:p>
@@ -635,15 +538,7 @@
         <w:pStyle w:val="ProgrammersNote"/>
       </w:pPr>
       <w:r>
-        <w:t xml:space="preserve">Other </w:t>
-      </w:r>
-      <w:proofErr w:type="gramStart"/>
-      <w:r>
-        <w:t>object oriented</w:t>
-      </w:r>
-      <w:proofErr w:type="gramEnd"/>
-      <w:r>
-        <w:t xml:space="preserve"> languages usually don’t name the methods to correspond to the number of parameters.</w:t>
+        <w:t>Other object oriented languages usually don’t name the methods to correspond to the number of parameters.</w:t>
       </w:r>
     </w:p>
     <w:p>
@@ -701,7 +596,6 @@
         <w:ind w:left="720"/>
       </w:pPr>
       <w:r>
-        <w:lastRenderedPageBreak/>
         <w:t>12 – 2 * 4</w:t>
       </w:r>
       <w:r>
@@ -822,15 +716,7 @@
       </w:r>
       <w:r>
         <w:tab/>
-        <w:t xml:space="preserve">3 + </w:t>
-      </w:r>
-      <w:proofErr w:type="gramStart"/>
-      <w:r>
-        <w:t>25  =</w:t>
-      </w:r>
-      <w:proofErr w:type="gramEnd"/>
-      <w:r>
-        <w:t>=&gt; 28</w:t>
+        <w:t>3 + 25  ==&gt; 28</w:t>
       </w:r>
     </w:p>
     <w:p>
@@ -913,6 +799,7 @@
     </w:p>
     <w:p>
       <w:r>
+        <w:lastRenderedPageBreak/>
         <w:t>That last one may take some explaining.  To read this, you always go left to right.  As you go, you need to choose whether to send the message to the left or to the right of the current item.  Always choose unary over binary over keyword.</w:t>
       </w:r>
     </w:p>
@@ -1006,184 +893,139 @@
         <w:pStyle w:val="Heading1"/>
       </w:pPr>
       <w:r>
+        <w:t>Classes</w:t>
+      </w:r>
+    </w:p>
+    <w:p>
+      <w:r>
+        <w:t>We explained earlier that 3 is an object. Every object belongs to a class. We say that an object is an instance of a class.  We can ask any object what its class is.</w:t>
+      </w:r>
+    </w:p>
+    <w:p>
+      <w:pPr>
+        <w:ind w:firstLine="720"/>
+      </w:pPr>
+      <w:r>
+        <w:t>3 class ==&gt; SmallInteger</w:t>
+      </w:r>
+    </w:p>
+    <w:p>
+      <w:r>
+        <w:t>So, the class of 3 is SmallInteger. Why is it a “small” integer?  Let’s try using a message called factorial.  5 factorial is 5 * 4 * 3 * 2 * 1.</w:t>
+      </w:r>
+    </w:p>
+    <w:p>
+      <w:r>
+        <w:tab/>
+        <w:t>5 factorial ==&gt;</w:t>
+      </w:r>
+      <w:r>
+        <w:t xml:space="preserve"> 120</w:t>
+      </w:r>
+    </w:p>
+    <w:p>
+      <w:r>
+        <w:t>Now, let’s try 100 factorial.  This is 100 * 99 * 98 … * 3 * 2 * 1.</w:t>
+      </w:r>
+    </w:p>
+    <w:p>
+      <w:pPr>
+        <w:ind w:left="720"/>
+      </w:pPr>
+      <w:r>
+        <w:t xml:space="preserve">100 factorial ==&gt; </w:t>
+      </w:r>
+      <w:r>
+        <w:t>933262154439441526816992388562667004907159682</w:t>
+      </w:r>
+      <w:r>
+        <w:br/>
+      </w:r>
+      <w:r>
+        <w:t>64381621468592963895217599993229915608941463976156518286253</w:t>
+      </w:r>
+      <w:r>
+        <w:br/>
+      </w:r>
+      <w:r>
+        <w:t>697920827223758251185210916864000000000000000000000000</w:t>
+      </w:r>
+    </w:p>
+    <w:p>
+      <w:r>
+        <w:t>This is a pretty big number.  Let’s ask that for its class</w:t>
+      </w:r>
+    </w:p>
+    <w:p>
+      <w:r>
+        <w:tab/>
+        <w:t xml:space="preserve">100 factorial class </w:t>
+      </w:r>
+      <w:r>
+        <w:t>==&gt;</w:t>
+      </w:r>
+      <w:r>
+        <w:t xml:space="preserve"> LargePositiveInteger</w:t>
+      </w:r>
+    </w:p>
+    <w:p>
+      <w:r>
+        <w:t xml:space="preserve">It turns out that any integer larger than </w:t>
+      </w:r>
+      <w:r>
+        <w:t>1152921504606846975</w:t>
+      </w:r>
+      <w:r>
+        <w:t xml:space="preserve"> will become a large integer.</w:t>
+      </w:r>
+    </w:p>
+    <w:p>
+      <w:pPr>
+        <w:pStyle w:val="ProgrammersNote"/>
+      </w:pPr>
+      <w:r>
+        <w:t>Programmer’s Note</w:t>
+      </w:r>
+    </w:p>
+    <w:p>
+      <w:pPr>
+        <w:pStyle w:val="ProgrammersNote"/>
+      </w:pPr>
+      <w:r>
+        <w:t>Unlike most other programming languages, Smalltalk doesn’t have a limit on the size of Integers. If the number gets too large, Smalltalk automatically switches to large integers which have an arbitrarily large size.</w:t>
+      </w:r>
+    </w:p>
+    <w:p>
+      <w:r>
+        <w:t>To help understand how classes work, let's try a different example.</w:t>
+      </w:r>
+    </w:p>
+    <w:p>
+      <w:pPr>
+        <w:ind w:left="720"/>
+      </w:pPr>
+      <w:r>
+        <w:t>3 @ 4 ==&gt; 3 @ 4</w:t>
+      </w:r>
+    </w:p>
+    <w:p>
+      <w:r>
+        <w:t>The @ message creates a Point object that prints itself as "&lt;x&gt; @ &lt;y&gt;". Every Point contains an x and a y. The expression 3 @ 4 creates a Point with 3 for the x and 4 for the y, so it prints itself as 3 @ 4.</w:t>
+      </w:r>
+    </w:p>
+    <w:p>
+      <w:r>
         <w:lastRenderedPageBreak/>
-        <w:t>Classes</w:t>
-      </w:r>
-    </w:p>
-    <w:p>
-      <w:r>
-        <w:t>We explained earlier that 3 is an object. Every object belongs to a class. We say that an object is an instance of a class.  We can ask any object what its class is.</w:t>
-      </w:r>
-    </w:p>
-    <w:p>
-      <w:pPr>
-        <w:ind w:firstLine="720"/>
-      </w:pPr>
-      <w:r>
-        <w:t xml:space="preserve">3 class ==&gt; </w:t>
-      </w:r>
-      <w:proofErr w:type="spellStart"/>
-      <w:r>
-        <w:t>SmallInteger</w:t>
-      </w:r>
-      <w:proofErr w:type="spellEnd"/>
-    </w:p>
-    <w:p>
-      <w:r>
-        <w:t xml:space="preserve">So, the class of 3 is </w:t>
-      </w:r>
-      <w:proofErr w:type="spellStart"/>
-      <w:r>
-        <w:t>SmallInteger</w:t>
-      </w:r>
-      <w:proofErr w:type="spellEnd"/>
-      <w:r>
-        <w:t>. Why is it a “small” integer?  Let’s try using a message called factorial.  5 factorial is 5 * 4 * 3 * 2 * 1.</w:t>
-      </w:r>
-    </w:p>
-    <w:p>
-      <w:r>
-        <w:tab/>
-        <w:t xml:space="preserve">5 </w:t>
-      </w:r>
-      <w:proofErr w:type="gramStart"/>
-      <w:r>
-        <w:t>factorial</w:t>
-      </w:r>
-      <w:proofErr w:type="gramEnd"/>
-      <w:r>
-        <w:t xml:space="preserve"> ==&gt;</w:t>
-      </w:r>
-      <w:r>
-        <w:t xml:space="preserve"> 120</w:t>
-      </w:r>
-    </w:p>
-    <w:p>
-      <w:r>
-        <w:t xml:space="preserve">Now, let’s try 100 </w:t>
-      </w:r>
-      <w:proofErr w:type="gramStart"/>
-      <w:r>
-        <w:t>factorial</w:t>
-      </w:r>
-      <w:proofErr w:type="gramEnd"/>
-      <w:r>
-        <w:t>.  This is 100 * 99 * 98 … * 3 * 2 * 1.</w:t>
-      </w:r>
-    </w:p>
-    <w:p>
-      <w:pPr>
-        <w:ind w:left="720"/>
-      </w:pPr>
-      <w:r>
-        <w:t xml:space="preserve">100 </w:t>
-      </w:r>
-      <w:proofErr w:type="gramStart"/>
-      <w:r>
-        <w:t>factorial</w:t>
-      </w:r>
-      <w:proofErr w:type="gramEnd"/>
-      <w:r>
-        <w:t xml:space="preserve"> ==&gt; </w:t>
-      </w:r>
-      <w:r>
-        <w:t>933262154439441526816992388562667004907159682</w:t>
-      </w:r>
-      <w:r>
-        <w:br/>
-      </w:r>
-      <w:r>
-        <w:t>64381621468592963895217599993229915608941463976156518286253</w:t>
-      </w:r>
-      <w:r>
-        <w:br/>
-      </w:r>
-      <w:r>
-        <w:t>697920827223758251185210916864000000000000000000000000</w:t>
-      </w:r>
-    </w:p>
-    <w:p>
-      <w:r>
-        <w:t>This is a pretty big number.  Let’s ask that for its class</w:t>
-      </w:r>
-    </w:p>
-    <w:p>
-      <w:r>
-        <w:tab/>
-        <w:t xml:space="preserve">100 factorial class </w:t>
-      </w:r>
-      <w:r>
-        <w:t>==&gt;</w:t>
-      </w:r>
-      <w:r>
-        <w:t xml:space="preserve"> </w:t>
-      </w:r>
-      <w:proofErr w:type="spellStart"/>
-      <w:r>
-        <w:t>LargePositiveInteger</w:t>
-      </w:r>
-      <w:proofErr w:type="spellEnd"/>
-    </w:p>
-    <w:p>
-      <w:r>
-        <w:t xml:space="preserve">It turns out that any integer larger than </w:t>
-      </w:r>
-      <w:r>
-        <w:t>1152921504606846975</w:t>
-      </w:r>
-      <w:r>
-        <w:t xml:space="preserve"> will become a large integer.</w:t>
-      </w:r>
-    </w:p>
-    <w:p>
-      <w:pPr>
-        <w:pStyle w:val="ProgrammersNote"/>
-      </w:pPr>
-      <w:r>
-        <w:t>Programmer’s Note</w:t>
-      </w:r>
-    </w:p>
-    <w:p>
-      <w:pPr>
-        <w:pStyle w:val="ProgrammersNote"/>
-      </w:pPr>
-      <w:r>
-        <w:t>Unlike most other programming languages, Smalltalk doesn’t have a limit on the size of Integers. If the number gets too large, Smalltalk automatically switches to large integers which have an arbitrarily large size.</w:t>
-      </w:r>
-    </w:p>
-    <w:p>
-      <w:r>
-        <w:t>To help understand how classes work, let's try a different example.</w:t>
-      </w:r>
-    </w:p>
-    <w:p>
-      <w:pPr>
-        <w:ind w:left="720"/>
-      </w:pPr>
-      <w:r>
-        <w:t>3 @ 4 ==&gt; 3 @ 4</w:t>
-      </w:r>
-    </w:p>
-    <w:p>
-      <w:r>
-        <w:t>The @ message creates a Point object that prints itself as "&lt;x&gt; @ &lt;y&gt;". Every Point contains an x and a y. The expression 3 @ 4 creates a Point with 3 for the x and 4 for the y, so it prints itself as 3 @ 4.</w:t>
-      </w:r>
-    </w:p>
-    <w:p>
-      <w:r>
         <w:t>Try running 3 @ 4 with the Inspect It menu item. It runs the selected code and opens a window called an inspector to show the result.</w:t>
       </w:r>
     </w:p>
     <w:p>
       <w:r>
-        <w:rPr>
-          <w:noProof/>
-        </w:rPr>
         <w:drawing>
-          <wp:inline distT="0" distB="0" distL="0" distR="0" wp14:anchorId="5D31AE2A" wp14:editId="49A12790">
-            <wp:extent cx="2270760" cy="1531065"/>
-            <wp:effectExtent l="0" t="0" r="0" b="0"/>
-            <wp:docPr id="10139899" name="Picture 1" descr="A screenshot of a computer&#10;&#10;AI-generated content may be incorrect."/>
+          <wp:inline distT="0" distB="0" distL="0" distR="0" wp14:anchorId="5C848FED" wp14:editId="57B43385">
+            <wp:extent cx="3383280" cy="2253854"/>
+            <wp:effectExtent l="0" t="0" r="7620" b="0"/>
+            <wp:docPr id="340179782" name="Picture 1" descr="A screenshot of a computer&#10;&#10;AI-generated content may be incorrect."/>
             <wp:cNvGraphicFramePr>
               <a:graphicFrameLocks xmlns:a="http://schemas.openxmlformats.org/drawingml/2006/main" noChangeAspect="1"/>
             </wp:cNvGraphicFramePr>
@@ -1191,7 +1033,7 @@
               <a:graphicData uri="http://schemas.openxmlformats.org/drawingml/2006/picture">
                 <pic:pic xmlns:pic="http://schemas.openxmlformats.org/drawingml/2006/picture">
                   <pic:nvPicPr>
-                    <pic:cNvPr id="10139899" name="Picture 1" descr="A screenshot of a computer&#10;&#10;AI-generated content may be incorrect."/>
+                    <pic:cNvPr id="340179782" name="Picture 1" descr="A screenshot of a computer&#10;&#10;AI-generated content may be incorrect."/>
                     <pic:cNvPicPr/>
                   </pic:nvPicPr>
                   <pic:blipFill>
@@ -1203,7 +1045,7 @@
                   <pic:spPr>
                     <a:xfrm>
                       <a:off x="0" y="0"/>
-                      <a:ext cx="2281199" cy="1538103"/>
+                      <a:ext cx="3386454" cy="2255968"/>
                     </a:xfrm>
                     <a:prstGeom prst="rect">
                       <a:avLst/>
@@ -1218,11 +1060,7 @@
     </w:p>
     <w:p>
       <w:r>
-        <w:t xml:space="preserve">The title bar shows that this object is an instance of the class Point.  If you click on self, you can see how the point prints itself. Click on x or y to see the values of x or y. These are called instance </w:t>
-      </w:r>
-      <w:r>
-        <w:lastRenderedPageBreak/>
-        <w:t>variables.  Instance variables are like little notepads where you can write one object. In the instance variable called x we've written 3 and in the instance variable called y we've written 4. We'll talk more about variables later. The - r and - theta are called derived values. They show you the results of calculations on this object.  In this case, r is the length of the line from 0 @ 0 to this point, and theta is the angle from that line to the X axis.</w:t>
+        <w:t>The title bar shows that this object is an instance of the class Point.  If you click on self, you can see how the point prints itself. Click on x or y to see the values of x or y. These are called instance variables.  Instance variables are like little notepads where you can write one object. In the instance variable called x we've written 3 and in the instance variable called y we've written 4. We'll talk more about variables later. The - r and - theta are called derived values. They show you the results of calculations on this object.  In this case, r is the length of the line from 0 @ 0 to this point, and theta is the angle from that line to the X axis.</w:t>
       </w:r>
     </w:p>
     <w:p>
@@ -2654,7 +2492,11 @@
     </w:p>
     <w:p>
       <w:r>
-        <w:t>The message r is a unary message for points that calculates the length of the line from 0 @ 0 to the point. Notice that the answer is printed as 5.0. This is a Float. Floats are numbers that can have a decimal point and numbers after the decimal. It’s unusual for the value of r to be an integer, so the r message always returns a Float.</w:t>
+        <w:t xml:space="preserve">The message r is a unary message for points that calculates the length of the line from 0 @ 0 to the point. Notice that the answer is printed as 5.0. This is a Float. Floats are numbers that can have a </w:t>
+      </w:r>
+      <w:r>
+        <w:lastRenderedPageBreak/>
+        <w:t>decimal point and numbers after the decimal. It’s unusual for the value of r to be an integer, so the r message always returns a Float.</w:t>
       </w:r>
     </w:p>
     <w:p>
@@ -2662,18 +2504,16 @@
         <w:t>When we send the message r to a Point, Smalltalk needs to find the code to run. We call the code that runs in response to a message a method. Let's find the method for r. Click on the Implementers... button on the desktop and type r then hit OK. This opens a new window which shows that r is implemented in the class Point and shows the Smalltalk code for that method.</w:t>
       </w:r>
     </w:p>
-    <w:p/>
     <w:p>
       <w:r>
         <w:rPr>
           <w:noProof/>
         </w:rPr>
-        <w:lastRenderedPageBreak/>
         <w:drawing>
-          <wp:inline distT="0" distB="0" distL="0" distR="0" wp14:anchorId="70FE0CE7" wp14:editId="575D4B5E">
-            <wp:extent cx="5943600" cy="3035300"/>
+          <wp:inline distT="0" distB="0" distL="0" distR="0" wp14:anchorId="75F62C1F" wp14:editId="6C7001C4">
+            <wp:extent cx="5928756" cy="3550920"/>
             <wp:effectExtent l="0" t="0" r="0" b="0"/>
-            <wp:docPr id="1057858850" name="Picture 1" descr="A screenshot of a computer&#10;&#10;AI-generated content may be incorrect."/>
+            <wp:docPr id="1992093329" name="Picture 1" descr="A screenshot of a computer&#10;&#10;AI-generated content may be incorrect."/>
             <wp:cNvGraphicFramePr>
               <a:graphicFrameLocks xmlns:a="http://schemas.openxmlformats.org/drawingml/2006/main" noChangeAspect="1"/>
             </wp:cNvGraphicFramePr>
@@ -2681,7 +2521,7 @@
               <a:graphicData uri="http://schemas.openxmlformats.org/drawingml/2006/picture">
                 <pic:pic xmlns:pic="http://schemas.openxmlformats.org/drawingml/2006/picture">
                   <pic:nvPicPr>
-                    <pic:cNvPr id="1057858850" name="Picture 1" descr="A screenshot of a computer&#10;&#10;AI-generated content may be incorrect."/>
+                    <pic:cNvPr id="1992093329" name="Picture 1" descr="A screenshot of a computer&#10;&#10;AI-generated content may be incorrect."/>
                     <pic:cNvPicPr/>
                   </pic:nvPicPr>
                   <pic:blipFill>
@@ -2693,7 +2533,7 @@
                   <pic:spPr>
                     <a:xfrm>
                       <a:off x="0" y="0"/>
-                      <a:ext cx="5943600" cy="3035300"/>
+                      <a:ext cx="5940069" cy="3557696"/>
                     </a:xfrm>
                     <a:prstGeom prst="rect">
                       <a:avLst/>
@@ -2723,13 +2563,8 @@
       <w:r>
         <w:t xml:space="preserve">    </w:t>
       </w:r>
-      <w:proofErr w:type="gramStart"/>
-      <w:r>
-        <w:t>^(</w:t>
-      </w:r>
-      <w:proofErr w:type="gramEnd"/>
-      <w:r>
-        <w:t xml:space="preserve">self x squared + self y squared) sqrt </w:t>
+      <w:r>
+        <w:t xml:space="preserve">^(self x squared + self y squared) sqrt </w:t>
       </w:r>
     </w:p>
     <w:p>
@@ -2784,6 +2619,7 @@
         </w:numPr>
       </w:pPr>
       <w:r>
+        <w:lastRenderedPageBreak/>
         <w:t>Information is represented by object</w:t>
       </w:r>
       <w:r>
@@ -2889,7 +2725,6 @@
         </w:numPr>
       </w:pPr>
       <w:r>
-        <w:lastRenderedPageBreak/>
         <w:t>By default, a method will return self (the receiver)</w:t>
       </w:r>
     </w:p>
@@ -2928,27 +2763,14 @@
     </w:p>
     <w:p>
       <w:r>
-        <w:t xml:space="preserve">Since we can send squared to 3, there must be a method to run.  We know that the class of 3 is </w:t>
-      </w:r>
-      <w:proofErr w:type="spellStart"/>
-      <w:r>
-        <w:t>SmallInteger</w:t>
-      </w:r>
-      <w:proofErr w:type="spellEnd"/>
-      <w:r>
-        <w:t>:</w:t>
-      </w:r>
-    </w:p>
-    <w:p>
-      <w:r>
-        <w:tab/>
-        <w:t xml:space="preserve">3 class ==&gt; </w:t>
-      </w:r>
-      <w:proofErr w:type="spellStart"/>
-      <w:r>
-        <w:t>SmallInteger</w:t>
-      </w:r>
-      <w:proofErr w:type="spellEnd"/>
+        <w:t>Since we can send squared to 3, there must be a method to run.  We know that the class of 3 is SmallInteger:</w:t>
+      </w:r>
+    </w:p>
+    <w:p>
+      <w:r>
+        <w:tab/>
+        <w:t>3 class ==&gt; SmallInteger</w:t>
+      </w:r>
     </w:p>
     <w:p>
       <w:r>
@@ -2961,10 +2783,10 @@
           <w:noProof/>
         </w:rPr>
         <w:drawing>
-          <wp:inline distT="0" distB="0" distL="0" distR="0" wp14:anchorId="3D9F3EC1" wp14:editId="287C2D61">
-            <wp:extent cx="2033588" cy="1850565"/>
-            <wp:effectExtent l="0" t="0" r="5080" b="0"/>
-            <wp:docPr id="748169751" name="Picture 1" descr="A screenshot of a computer&#10;&#10;AI-generated content may be incorrect."/>
+          <wp:inline distT="0" distB="0" distL="0" distR="0" wp14:anchorId="73AE3B62" wp14:editId="71E27AB1">
+            <wp:extent cx="3276600" cy="2090829"/>
+            <wp:effectExtent l="0" t="0" r="0" b="5080"/>
+            <wp:docPr id="756903293" name="Picture 1" descr="A screenshot of a computer&#10;&#10;AI-generated content may be incorrect."/>
             <wp:cNvGraphicFramePr>
               <a:graphicFrameLocks xmlns:a="http://schemas.openxmlformats.org/drawingml/2006/main" noChangeAspect="1"/>
             </wp:cNvGraphicFramePr>
@@ -2972,7 +2794,7 @@
               <a:graphicData uri="http://schemas.openxmlformats.org/drawingml/2006/picture">
                 <pic:pic xmlns:pic="http://schemas.openxmlformats.org/drawingml/2006/picture">
                   <pic:nvPicPr>
-                    <pic:cNvPr id="748169751" name="Picture 1" descr="A screenshot of a computer&#10;&#10;AI-generated content may be incorrect."/>
+                    <pic:cNvPr id="756903293" name="Picture 1" descr="A screenshot of a computer&#10;&#10;AI-generated content may be incorrect."/>
                     <pic:cNvPicPr/>
                   </pic:nvPicPr>
                   <pic:blipFill>
@@ -2984,7 +2806,7 @@
                   <pic:spPr>
                     <a:xfrm>
                       <a:off x="0" y="0"/>
-                      <a:ext cx="2039637" cy="1856070"/>
+                      <a:ext cx="3285937" cy="2096787"/>
                     </a:xfrm>
                     <a:prstGeom prst="rect">
                       <a:avLst/>
@@ -2999,18 +2821,22 @@
     </w:p>
     <w:p>
       <w:r>
-        <w:t xml:space="preserve">There’s a method called squared but it’s in a class called Number, not </w:t>
-      </w:r>
-      <w:proofErr w:type="spellStart"/>
-      <w:r>
-        <w:t>SmallInteger</w:t>
-      </w:r>
-      <w:proofErr w:type="spellEnd"/>
-      <w:r>
-        <w:t>.  How does that work?</w:t>
-      </w:r>
-      <w:r>
-        <w:t xml:space="preserve">  Let’s look at the class Number in a System Browser.  Click the button called System Browser.</w:t>
+        <w:t>There’s a method called squared but it’s in a class called Number, not SmallInteger.  How does that work?</w:t>
+      </w:r>
+      <w:r>
+        <w:t xml:space="preserve">  Let’s look at the class Number in a </w:t>
+      </w:r>
+      <w:r>
+        <w:t>Code</w:t>
+      </w:r>
+      <w:r>
+        <w:t xml:space="preserve"> Browser.  Click the button called </w:t>
+      </w:r>
+      <w:r>
+        <w:t>Code</w:t>
+      </w:r>
+      <w:r>
+        <w:t xml:space="preserve"> Browser.</w:t>
       </w:r>
     </w:p>
     <w:p>
@@ -3018,11 +2844,12 @@
         <w:rPr>
           <w:noProof/>
         </w:rPr>
+        <w:lastRenderedPageBreak/>
         <w:drawing>
-          <wp:inline distT="0" distB="0" distL="0" distR="0" wp14:anchorId="58AA8F99" wp14:editId="307DCAE1">
-            <wp:extent cx="3391242" cy="1809750"/>
-            <wp:effectExtent l="0" t="0" r="0" b="0"/>
-            <wp:docPr id="372814734" name="Picture 1" descr="A screenshot of a computer&#10;&#10;AI-generated content may be incorrect."/>
+          <wp:inline distT="0" distB="0" distL="0" distR="0" wp14:anchorId="45D9C60D" wp14:editId="6FC49011">
+            <wp:extent cx="4438114" cy="2661920"/>
+            <wp:effectExtent l="0" t="0" r="635" b="5080"/>
+            <wp:docPr id="1698383540" name="Picture 1" descr="A screenshot of a computer&#10;&#10;AI-generated content may be incorrect."/>
             <wp:cNvGraphicFramePr>
               <a:graphicFrameLocks xmlns:a="http://schemas.openxmlformats.org/drawingml/2006/main" noChangeAspect="1"/>
             </wp:cNvGraphicFramePr>
@@ -3030,7 +2857,7 @@
               <a:graphicData uri="http://schemas.openxmlformats.org/drawingml/2006/picture">
                 <pic:pic xmlns:pic="http://schemas.openxmlformats.org/drawingml/2006/picture">
                   <pic:nvPicPr>
-                    <pic:cNvPr id="372814734" name="Picture 1" descr="A screenshot of a computer&#10;&#10;AI-generated content may be incorrect."/>
+                    <pic:cNvPr id="1698383540" name="Picture 1" descr="A screenshot of a computer&#10;&#10;AI-generated content may be incorrect."/>
                     <pic:cNvPicPr/>
                   </pic:nvPicPr>
                   <pic:blipFill>
@@ -3042,7 +2869,7 @@
                   <pic:spPr>
                     <a:xfrm>
                       <a:off x="0" y="0"/>
-                      <a:ext cx="3410926" cy="1820254"/>
+                      <a:ext cx="4458511" cy="2674154"/>
                     </a:xfrm>
                     <a:prstGeom prst="rect">
                       <a:avLst/>
@@ -3057,7 +2884,13 @@
     </w:p>
     <w:p>
       <w:r>
-        <w:t>This tool is called the System Browser and is the main tool we use to view and change Smalltalk code.  It has four lists across the top and a text editor below.  The first list shows Kits.  A Kit helps organize code into large categories.  Kits contain classes.  Let’s find the class called Number.  From the kit list, popup a menu and select “Find Class”.</w:t>
+        <w:t xml:space="preserve">This tool is called the </w:t>
+      </w:r>
+      <w:r>
+        <w:t>Code</w:t>
+      </w:r>
+      <w:r>
+        <w:t xml:space="preserve"> Browser and is the main tool we use to view and change Smalltalk code.  It has four lists across the top and a text editor below.  The first list shows Kits.  A Kit helps organize code into large categories.  Kits contain classes.  Let’s find the class called Number.  From the kit list, popup a menu and select “Find Class”.</w:t>
       </w:r>
     </w:p>
     <w:p>
@@ -3065,12 +2898,11 @@
         <w:rPr>
           <w:noProof/>
         </w:rPr>
-        <w:lastRenderedPageBreak/>
         <w:drawing>
-          <wp:inline distT="0" distB="0" distL="0" distR="0" wp14:anchorId="7947D49B" wp14:editId="34FE1308">
-            <wp:extent cx="3502734" cy="1862138"/>
-            <wp:effectExtent l="0" t="0" r="2540" b="5080"/>
-            <wp:docPr id="1618494402" name="Picture 1" descr="A screenshot of a computer&#10;&#10;AI-generated content may be incorrect."/>
+          <wp:inline distT="0" distB="0" distL="0" distR="0" wp14:anchorId="623DF631" wp14:editId="0FB042FD">
+            <wp:extent cx="4455160" cy="2672144"/>
+            <wp:effectExtent l="0" t="0" r="2540" b="0"/>
+            <wp:docPr id="1558870586" name="Picture 1" descr="A screenshot of a computer&#10;&#10;AI-generated content may be incorrect."/>
             <wp:cNvGraphicFramePr>
               <a:graphicFrameLocks xmlns:a="http://schemas.openxmlformats.org/drawingml/2006/main" noChangeAspect="1"/>
             </wp:cNvGraphicFramePr>
@@ -3078,7 +2910,7 @@
               <a:graphicData uri="http://schemas.openxmlformats.org/drawingml/2006/picture">
                 <pic:pic xmlns:pic="http://schemas.openxmlformats.org/drawingml/2006/picture">
                   <pic:nvPicPr>
-                    <pic:cNvPr id="1618494402" name="Picture 1" descr="A screenshot of a computer&#10;&#10;AI-generated content may be incorrect."/>
+                    <pic:cNvPr id="1558870586" name="Picture 1" descr="A screenshot of a computer&#10;&#10;AI-generated content may be incorrect."/>
                     <pic:cNvPicPr/>
                   </pic:nvPicPr>
                   <pic:blipFill>
@@ -3090,7 +2922,7 @@
                   <pic:spPr>
                     <a:xfrm>
                       <a:off x="0" y="0"/>
-                      <a:ext cx="3526503" cy="1874774"/>
+                      <a:ext cx="4459260" cy="2674603"/>
                     </a:xfrm>
                     <a:prstGeom prst="rect">
                       <a:avLst/>
@@ -3114,10 +2946,10 @@
           <w:noProof/>
         </w:rPr>
         <w:drawing>
-          <wp:inline distT="0" distB="0" distL="0" distR="0" wp14:anchorId="0160F42E" wp14:editId="4D8E64AA">
-            <wp:extent cx="1006427" cy="647700"/>
-            <wp:effectExtent l="0" t="0" r="3810" b="0"/>
-            <wp:docPr id="871166801" name="Picture 1" descr="A screenshot of a computer screen&#10;&#10;AI-generated content may be incorrect."/>
+          <wp:inline distT="0" distB="0" distL="0" distR="0" wp14:anchorId="46B116B5" wp14:editId="54F5FB52">
+            <wp:extent cx="1714649" cy="1287892"/>
+            <wp:effectExtent l="0" t="0" r="0" b="7620"/>
+            <wp:docPr id="868112741" name="Picture 1" descr="A screenshot of a computer screen&#10;&#10;AI-generated content may be incorrect."/>
             <wp:cNvGraphicFramePr>
               <a:graphicFrameLocks xmlns:a="http://schemas.openxmlformats.org/drawingml/2006/main" noChangeAspect="1"/>
             </wp:cNvGraphicFramePr>
@@ -3125,7 +2957,7 @@
               <a:graphicData uri="http://schemas.openxmlformats.org/drawingml/2006/picture">
                 <pic:pic xmlns:pic="http://schemas.openxmlformats.org/drawingml/2006/picture">
                   <pic:nvPicPr>
-                    <pic:cNvPr id="871166801" name="Picture 1" descr="A screenshot of a computer screen&#10;&#10;AI-generated content may be incorrect."/>
+                    <pic:cNvPr id="868112741" name="Picture 1" descr="A screenshot of a computer screen&#10;&#10;AI-generated content may be incorrect."/>
                     <pic:cNvPicPr/>
                   </pic:nvPicPr>
                   <pic:blipFill>
@@ -3137,7 +2969,7 @@
                   <pic:spPr>
                     <a:xfrm>
                       <a:off x="0" y="0"/>
-                      <a:ext cx="1013034" cy="651952"/>
+                      <a:ext cx="1714649" cy="1287892"/>
                     </a:xfrm>
                     <a:prstGeom prst="rect">
                       <a:avLst/>
@@ -3150,16 +2982,22 @@
         </w:drawing>
       </w:r>
     </w:p>
+    <w:p/>
+    <w:p>
+      <w:r>
+        <w:t>The browser found the class Number in the Kit called Core.  The second list of a list of classes in the kit.  The third list shows the protocols of the methods.  We’ll see that in a few minutes.  From that list, though, pop up a menu and select Find Method.  Type in squared and press Ok.</w:t>
+      </w:r>
+    </w:p>
     <w:p>
       <w:r>
         <w:rPr>
           <w:noProof/>
         </w:rPr>
         <w:drawing>
-          <wp:inline distT="0" distB="0" distL="0" distR="0" wp14:anchorId="295C2EAF" wp14:editId="6D10880A">
-            <wp:extent cx="3386155" cy="1824038"/>
-            <wp:effectExtent l="0" t="0" r="5080" b="5080"/>
-            <wp:docPr id="968104803" name="Picture 1" descr="A screenshot of a computer&#10;&#10;AI-generated content may be incorrect."/>
+          <wp:inline distT="0" distB="0" distL="0" distR="0" wp14:anchorId="22426506" wp14:editId="4FB8FC99">
+            <wp:extent cx="4802310" cy="2880360"/>
+            <wp:effectExtent l="0" t="0" r="0" b="0"/>
+            <wp:docPr id="1993526995" name="Picture 1" descr="A screenshot of a computer&#10;&#10;AI-generated content may be incorrect."/>
             <wp:cNvGraphicFramePr>
               <a:graphicFrameLocks xmlns:a="http://schemas.openxmlformats.org/drawingml/2006/main" noChangeAspect="1"/>
             </wp:cNvGraphicFramePr>
@@ -3167,7 +3005,7 @@
               <a:graphicData uri="http://schemas.openxmlformats.org/drawingml/2006/picture">
                 <pic:pic xmlns:pic="http://schemas.openxmlformats.org/drawingml/2006/picture">
                   <pic:nvPicPr>
-                    <pic:cNvPr id="968104803" name="Picture 1" descr="A screenshot of a computer&#10;&#10;AI-generated content may be incorrect."/>
+                    <pic:cNvPr id="1993526995" name="Picture 1" descr="A screenshot of a computer&#10;&#10;AI-generated content may be incorrect."/>
                     <pic:cNvPicPr/>
                   </pic:nvPicPr>
                   <pic:blipFill>
@@ -3179,7 +3017,7 @@
                   <pic:spPr>
                     <a:xfrm>
                       <a:off x="0" y="0"/>
-                      <a:ext cx="3394100" cy="1828318"/>
+                      <a:ext cx="4811742" cy="2886017"/>
                     </a:xfrm>
                     <a:prstGeom prst="rect">
                       <a:avLst/>
@@ -3194,19 +3032,14 @@
     </w:p>
     <w:p>
       <w:r>
-        <w:t>The browser found the class Number in the Kit called Core.  The second list of a list of classes in the kit.  The third list shows the protocols of the methods.  We’ll see that in a few minutes.  From that list, though, pop up a menu and select Find Method.  Type in squared and press Ok.</w:t>
-      </w:r>
-    </w:p>
-    <w:p>
-      <w:r>
         <w:rPr>
           <w:noProof/>
         </w:rPr>
         <w:drawing>
-          <wp:inline distT="0" distB="0" distL="0" distR="0" wp14:anchorId="141F7231" wp14:editId="002DFEE7">
-            <wp:extent cx="3339529" cy="1804988"/>
-            <wp:effectExtent l="0" t="0" r="0" b="5080"/>
-            <wp:docPr id="761355465" name="Picture 1" descr="A screenshot of a computer&#10;&#10;AI-generated content may be incorrect."/>
+          <wp:inline distT="0" distB="0" distL="0" distR="0" wp14:anchorId="67C8462B" wp14:editId="0D19D3A4">
+            <wp:extent cx="1714649" cy="1287892"/>
+            <wp:effectExtent l="0" t="0" r="0" b="7620"/>
+            <wp:docPr id="693677249" name="Picture 1" descr="A screen shot of a computer screen&#10;&#10;AI-generated content may be incorrect."/>
             <wp:cNvGraphicFramePr>
               <a:graphicFrameLocks xmlns:a="http://schemas.openxmlformats.org/drawingml/2006/main" noChangeAspect="1"/>
             </wp:cNvGraphicFramePr>
@@ -3214,7 +3047,7 @@
               <a:graphicData uri="http://schemas.openxmlformats.org/drawingml/2006/picture">
                 <pic:pic xmlns:pic="http://schemas.openxmlformats.org/drawingml/2006/picture">
                   <pic:nvPicPr>
-                    <pic:cNvPr id="761355465" name="Picture 1" descr="A screenshot of a computer&#10;&#10;AI-generated content may be incorrect."/>
+                    <pic:cNvPr id="693677249" name="Picture 1" descr="A screen shot of a computer screen&#10;&#10;AI-generated content may be incorrect."/>
                     <pic:cNvPicPr/>
                   </pic:nvPicPr>
                   <pic:blipFill>
@@ -3226,7 +3059,7 @@
                   <pic:spPr>
                     <a:xfrm>
                       <a:off x="0" y="0"/>
-                      <a:ext cx="3369265" cy="1821060"/>
+                      <a:ext cx="1714649" cy="1287892"/>
                     </a:xfrm>
                     <a:prstGeom prst="rect">
                       <a:avLst/>
@@ -3241,14 +3074,20 @@
     </w:p>
     <w:p>
       <w:r>
+        <w:t>The browser found the method squared in the protocol called arithmetic.</w:t>
+      </w:r>
+    </w:p>
+    <w:p>
+      <w:r>
         <w:rPr>
           <w:noProof/>
         </w:rPr>
+        <w:lastRenderedPageBreak/>
         <w:drawing>
-          <wp:inline distT="0" distB="0" distL="0" distR="0" wp14:anchorId="1DEBBA57" wp14:editId="074AB943">
-            <wp:extent cx="976313" cy="626588"/>
-            <wp:effectExtent l="0" t="0" r="0" b="2540"/>
-            <wp:docPr id="1124540064" name="Picture 1" descr="A screenshot of a computer screen&#10;&#10;AI-generated content may be incorrect."/>
+          <wp:inline distT="0" distB="0" distL="0" distR="0" wp14:anchorId="2D2DD538" wp14:editId="278F9A07">
+            <wp:extent cx="4387296" cy="2631440"/>
+            <wp:effectExtent l="0" t="0" r="0" b="0"/>
+            <wp:docPr id="2034159559" name="Picture 1" descr="A screenshot of a computer&#10;&#10;AI-generated content may be incorrect."/>
             <wp:cNvGraphicFramePr>
               <a:graphicFrameLocks xmlns:a="http://schemas.openxmlformats.org/drawingml/2006/main" noChangeAspect="1"/>
             </wp:cNvGraphicFramePr>
@@ -3256,7 +3095,7 @@
               <a:graphicData uri="http://schemas.openxmlformats.org/drawingml/2006/picture">
                 <pic:pic xmlns:pic="http://schemas.openxmlformats.org/drawingml/2006/picture">
                   <pic:nvPicPr>
-                    <pic:cNvPr id="1124540064" name="Picture 1" descr="A screenshot of a computer screen&#10;&#10;AI-generated content may be incorrect."/>
+                    <pic:cNvPr id="2034159559" name="Picture 1" descr="A screenshot of a computer&#10;&#10;AI-generated content may be incorrect."/>
                     <pic:cNvPicPr/>
                   </pic:nvPicPr>
                   <pic:blipFill>
@@ -3268,7 +3107,7 @@
                   <pic:spPr>
                     <a:xfrm>
                       <a:off x="0" y="0"/>
-                      <a:ext cx="981955" cy="630209"/>
+                      <a:ext cx="4390609" cy="2633427"/>
                     </a:xfrm>
                     <a:prstGeom prst="rect">
                       <a:avLst/>
@@ -3283,8 +3122,7 @@
     </w:p>
     <w:p>
       <w:r>
-        <w:lastRenderedPageBreak/>
-        <w:t>The browser found the method squared in the protocol called arithmetic.</w:t>
+        <w:t>Now, go to the second list (the Class list) and from the popup menu, select Show Class Hierarchy.</w:t>
       </w:r>
     </w:p>
     <w:p>
@@ -3293,10 +3131,10 @@
           <w:noProof/>
         </w:rPr>
         <w:drawing>
-          <wp:inline distT="0" distB="0" distL="0" distR="0" wp14:anchorId="65B4F90C" wp14:editId="097CDDA4">
-            <wp:extent cx="3092811" cy="1671638"/>
-            <wp:effectExtent l="0" t="0" r="0" b="5080"/>
-            <wp:docPr id="796680130" name="Picture 1" descr="A screenshot of a computer&#10;&#10;AI-generated content may be incorrect."/>
+          <wp:inline distT="0" distB="0" distL="0" distR="0" wp14:anchorId="6A7C13A5" wp14:editId="480B9E4F">
+            <wp:extent cx="4404360" cy="2641675"/>
+            <wp:effectExtent l="0" t="0" r="0" b="6350"/>
+            <wp:docPr id="2098485069" name="Picture 1" descr="A screenshot of a computer&#10;&#10;AI-generated content may be incorrect."/>
             <wp:cNvGraphicFramePr>
               <a:graphicFrameLocks xmlns:a="http://schemas.openxmlformats.org/drawingml/2006/main" noChangeAspect="1"/>
             </wp:cNvGraphicFramePr>
@@ -3304,7 +3142,7 @@
               <a:graphicData uri="http://schemas.openxmlformats.org/drawingml/2006/picture">
                 <pic:pic xmlns:pic="http://schemas.openxmlformats.org/drawingml/2006/picture">
                   <pic:nvPicPr>
-                    <pic:cNvPr id="796680130" name="Picture 1" descr="A screenshot of a computer&#10;&#10;AI-generated content may be incorrect."/>
+                    <pic:cNvPr id="2098485069" name="Picture 1" descr="A screenshot of a computer&#10;&#10;AI-generated content may be incorrect."/>
                     <pic:cNvPicPr/>
                   </pic:nvPicPr>
                   <pic:blipFill>
@@ -3316,7 +3154,7 @@
                   <pic:spPr>
                     <a:xfrm>
                       <a:off x="0" y="0"/>
-                      <a:ext cx="3101303" cy="1676228"/>
+                      <a:ext cx="4419352" cy="2650667"/>
                     </a:xfrm>
                     <a:prstGeom prst="rect">
                       <a:avLst/>
@@ -3331,19 +3169,15 @@
     </w:p>
     <w:p>
       <w:r>
-        <w:t>Now, go to the second list (the Class list) and from the popup menu, select Show Class Hierarchy.</w:t>
-      </w:r>
-    </w:p>
-    <w:p>
-      <w:r>
         <w:rPr>
           <w:noProof/>
         </w:rPr>
+        <w:lastRenderedPageBreak/>
         <w:drawing>
-          <wp:inline distT="0" distB="0" distL="0" distR="0" wp14:anchorId="2AFB2868" wp14:editId="00A7392B">
-            <wp:extent cx="3119602" cy="1695450"/>
-            <wp:effectExtent l="0" t="0" r="5080" b="0"/>
-            <wp:docPr id="61770630" name="Picture 1" descr="A screenshot of a computer&#10;&#10;AI-generated content may be incorrect."/>
+          <wp:inline distT="0" distB="0" distL="0" distR="0" wp14:anchorId="126E6E6F" wp14:editId="4380300D">
+            <wp:extent cx="4895477" cy="2936240"/>
+            <wp:effectExtent l="0" t="0" r="635" b="0"/>
+            <wp:docPr id="629795379" name="Picture 1" descr="A screenshot of a computer&#10;&#10;AI-generated content may be incorrect."/>
             <wp:cNvGraphicFramePr>
               <a:graphicFrameLocks xmlns:a="http://schemas.openxmlformats.org/drawingml/2006/main" noChangeAspect="1"/>
             </wp:cNvGraphicFramePr>
@@ -3351,7 +3185,7 @@
               <a:graphicData uri="http://schemas.openxmlformats.org/drawingml/2006/picture">
                 <pic:pic xmlns:pic="http://schemas.openxmlformats.org/drawingml/2006/picture">
                   <pic:nvPicPr>
-                    <pic:cNvPr id="61770630" name="Picture 1" descr="A screenshot of a computer&#10;&#10;AI-generated content may be incorrect."/>
+                    <pic:cNvPr id="629795379" name="Picture 1" descr="A screenshot of a computer&#10;&#10;AI-generated content may be incorrect."/>
                     <pic:cNvPicPr/>
                   </pic:nvPicPr>
                   <pic:blipFill>
@@ -3363,7 +3197,7 @@
                   <pic:spPr>
                     <a:xfrm>
                       <a:off x="0" y="0"/>
-                      <a:ext cx="3128181" cy="1700113"/>
+                      <a:ext cx="4899648" cy="2938742"/>
                     </a:xfrm>
                     <a:prstGeom prst="rect">
                       <a:avLst/>
@@ -3378,94 +3212,12 @@
     </w:p>
     <w:p>
       <w:r>
-        <w:rPr>
-          <w:noProof/>
-        </w:rPr>
-        <w:drawing>
-          <wp:inline distT="0" distB="0" distL="0" distR="0" wp14:anchorId="52BCF9F4" wp14:editId="6E8204A2">
-            <wp:extent cx="3109913" cy="1690185"/>
-            <wp:effectExtent l="0" t="0" r="0" b="5715"/>
-            <wp:docPr id="2042121485" name="Picture 1" descr="A screenshot of a computer&#10;&#10;AI-generated content may be incorrect."/>
-            <wp:cNvGraphicFramePr>
-              <a:graphicFrameLocks xmlns:a="http://schemas.openxmlformats.org/drawingml/2006/main" noChangeAspect="1"/>
-            </wp:cNvGraphicFramePr>
-            <a:graphic xmlns:a="http://schemas.openxmlformats.org/drawingml/2006/main">
-              <a:graphicData uri="http://schemas.openxmlformats.org/drawingml/2006/picture">
-                <pic:pic xmlns:pic="http://schemas.openxmlformats.org/drawingml/2006/picture">
-                  <pic:nvPicPr>
-                    <pic:cNvPr id="2042121485" name="Picture 1" descr="A screenshot of a computer&#10;&#10;AI-generated content may be incorrect."/>
-                    <pic:cNvPicPr/>
-                  </pic:nvPicPr>
-                  <pic:blipFill>
-                    <a:blip r:embed="rId21"/>
-                    <a:stretch>
-                      <a:fillRect/>
-                    </a:stretch>
-                  </pic:blipFill>
-                  <pic:spPr>
-                    <a:xfrm>
-                      <a:off x="0" y="0"/>
-                      <a:ext cx="3128739" cy="1700417"/>
-                    </a:xfrm>
-                    <a:prstGeom prst="rect">
-                      <a:avLst/>
-                    </a:prstGeom>
-                  </pic:spPr>
-                </pic:pic>
-              </a:graphicData>
-            </a:graphic>
-          </wp:inline>
-        </w:drawing>
-      </w:r>
-    </w:p>
-    <w:p>
-      <w:r>
-        <w:t xml:space="preserve">Classes are organized into hierarchies.  The class called Number has subclasses called Integer, </w:t>
-      </w:r>
-      <w:proofErr w:type="spellStart"/>
-      <w:r>
-        <w:t>LargePrecisionReal</w:t>
-      </w:r>
-      <w:proofErr w:type="spellEnd"/>
-      <w:r>
-        <w:t xml:space="preserve">, and Fraction.  In turn, the class Integer has subclasses called </w:t>
-      </w:r>
-      <w:proofErr w:type="spellStart"/>
-      <w:r>
-        <w:t>SmallInteger</w:t>
-      </w:r>
-      <w:proofErr w:type="spellEnd"/>
-      <w:r>
-        <w:t xml:space="preserve"> and </w:t>
-      </w:r>
-      <w:proofErr w:type="spellStart"/>
-      <w:r>
-        <w:t>LargeInteger</w:t>
-      </w:r>
-      <w:proofErr w:type="spellEnd"/>
-      <w:r>
-        <w:t xml:space="preserve">.  Any methods defined in a superclass (like Number) are accessible to all subclasses (such as </w:t>
-      </w:r>
-      <w:proofErr w:type="spellStart"/>
-      <w:r>
-        <w:t>SmallInteger</w:t>
-      </w:r>
-      <w:proofErr w:type="spellEnd"/>
-      <w:r>
-        <w:t>).</w:t>
-      </w:r>
-    </w:p>
-    <w:p>
-      <w:r>
-        <w:t xml:space="preserve">When we send squared to the object 3, Smalltalk looks for the method in the class </w:t>
-      </w:r>
-      <w:proofErr w:type="spellStart"/>
-      <w:r>
-        <w:t>SmallInteger</w:t>
-      </w:r>
-      <w:proofErr w:type="spellEnd"/>
-      <w:r>
-        <w:t>. It’s not there, so Smalltalk looks in the superclass Integer.  It’s not there either, so Smalltalk looks in the class Number.  It finds the method there and runs that method on 3.</w:t>
+        <w:t>Classes are organized into hierarchies.  The class called Number has subclasses called Integer, LargePrecisionReal, and Fraction.  In turn, the class Integer has subclasses called SmallInteger and LargeInteger.  Any methods defined in a superclass (like Number) are accessible to all subclasses (such as SmallInteger).</w:t>
+      </w:r>
+    </w:p>
+    <w:p>
+      <w:r>
+        <w:t>When we send squared to the object 3, Smalltalk looks for the method in the class SmallInteger. It’s not there, so Smalltalk looks in the superclass Integer.  It’s not there either, so Smalltalk looks in the class Number.  It finds the method there and runs that method on 3.</w:t>
       </w:r>
     </w:p>
     <w:p>
@@ -3486,7 +3238,6 @@
     </w:p>
     <w:p>
       <w:r>
-        <w:lastRenderedPageBreak/>
         <w:t>Since the receiver is 3, self means 3 and self * self is 3 * 3 which produces 9.  The squared method then returns the answer 9.</w:t>
       </w:r>
     </w:p>
@@ -3523,16 +3274,11 @@
         <w:pStyle w:val="NoSpacing"/>
         <w:ind w:left="720"/>
       </w:pPr>
-      <w:proofErr w:type="gramStart"/>
       <w:r>
         <w:t>message</w:t>
       </w:r>
       <w:r>
-        <w:t xml:space="preserve"> :</w:t>
-      </w:r>
-      <w:proofErr w:type="gramEnd"/>
-      <w:r>
-        <w:t xml:space="preserve">= </w:t>
+        <w:t xml:space="preserve"> := </w:t>
       </w:r>
       <w:r>
         <w:t>'</w:t>
@@ -3579,15 +3325,7 @@
         <w:t>message</w:t>
       </w:r>
       <w:r>
-        <w:t xml:space="preserve">.  </w:t>
-      </w:r>
-      <w:proofErr w:type="gramStart"/>
-      <w:r>
-        <w:t>The :</w:t>
-      </w:r>
-      <w:proofErr w:type="gramEnd"/>
-      <w:r>
-        <w:t xml:space="preserve">= assigns the result of the expression to the right into the variable.  Finally, </w:t>
+        <w:t xml:space="preserve">.  The := assigns the result of the expression to the right into the variable.  Finally, </w:t>
       </w:r>
       <w:r>
         <w:rPr>
@@ -3625,6 +3363,7 @@
         <w:pStyle w:val="ProgrammersNote"/>
       </w:pPr>
       <w:r>
+        <w:lastRenderedPageBreak/>
         <w:t>Programmer’s note:</w:t>
       </w:r>
     </w:p>
@@ -3913,15 +3652,7 @@
         <w:ind w:left="720"/>
       </w:pPr>
       <w:r>
-        <w:t>message</w:t>
-      </w:r>
-      <w:proofErr w:type="gramStart"/>
-      <w:r>
-        <w:t>1 :</w:t>
-      </w:r>
-      <w:proofErr w:type="gramEnd"/>
-      <w:r>
-        <w:t>= 'hello'.</w:t>
+        <w:t>message1 := 'hello'.</w:t>
       </w:r>
     </w:p>
     <w:p>
@@ -3930,15 +3661,7 @@
         <w:ind w:left="720"/>
       </w:pPr>
       <w:r>
-        <w:t>message</w:t>
-      </w:r>
-      <w:proofErr w:type="gramStart"/>
-      <w:r>
-        <w:t>2 :</w:t>
-      </w:r>
-      <w:proofErr w:type="gramEnd"/>
-      <w:r>
-        <w:t>= message1.</w:t>
+        <w:t>message2 := message1.</w:t>
       </w:r>
     </w:p>
     <w:p>
@@ -3963,7 +3686,6 @@
         <w:rPr>
           <w:noProof/>
         </w:rPr>
-        <w:lastRenderedPageBreak/>
         <mc:AlternateContent>
           <mc:Choice Requires="wpc">
             <w:drawing>
@@ -4376,21 +4098,14 @@
     </w:p>
     <w:p>
       <w:r>
+        <w:lastRenderedPageBreak/>
         <w:t>This is another way of creating a point like 3 @ 4.  (Try finding the implementor</w:t>
       </w:r>
       <w:r>
         <w:t>s</w:t>
       </w:r>
       <w:r>
-        <w:t xml:space="preserve"> of </w:t>
-      </w:r>
-      <w:proofErr w:type="gramStart"/>
-      <w:r>
-        <w:t>@)  In</w:t>
-      </w:r>
-      <w:proofErr w:type="gramEnd"/>
-      <w:r>
-        <w:t xml:space="preserve"> this example, Point is a global variable pointing to an object that represents the class Point.</w:t>
+        <w:t xml:space="preserve"> of @)  In this example, Point is a global variable pointing to an object that represents the class Point.</w:t>
       </w:r>
     </w:p>
     <w:p>
@@ -4403,15 +4118,7 @@
         <w:ind w:left="720"/>
       </w:pPr>
       <w:r>
-        <w:t xml:space="preserve">Smalltalk at: #MyVariableName </w:t>
-      </w:r>
-      <w:proofErr w:type="gramStart"/>
-      <w:r>
-        <w:t>put:</w:t>
-      </w:r>
-      <w:proofErr w:type="gramEnd"/>
-      <w:r>
-        <w:t xml:space="preserve"> nil</w:t>
+        <w:t>Smalltalk at: #MyVariableName put: nil</w:t>
       </w:r>
     </w:p>
     <w:p>
@@ -4434,28 +4141,12 @@
         <w:ind w:left="720"/>
       </w:pPr>
       <w:r>
-        <w:t xml:space="preserve">The word nil in Smalltalk is like null or NULL in other </w:t>
-      </w:r>
-      <w:proofErr w:type="gramStart"/>
-      <w:r>
-        <w:t>object oriented</w:t>
-      </w:r>
-      <w:proofErr w:type="gramEnd"/>
-      <w:r>
-        <w:t xml:space="preserve"> languages.</w:t>
-      </w:r>
-    </w:p>
-    <w:p>
-      <w:r>
-        <w:t xml:space="preserve">After that, you can use </w:t>
-      </w:r>
-      <w:proofErr w:type="spellStart"/>
-      <w:r>
-        <w:t>MyVariableName</w:t>
-      </w:r>
-      <w:proofErr w:type="spellEnd"/>
-      <w:r>
-        <w:t xml:space="preserve"> just like other variables.</w:t>
+        <w:t>The word nil in Smalltalk is like null or NULL in other object oriented languages.</w:t>
+      </w:r>
+    </w:p>
+    <w:p>
+      <w:r>
+        <w:t>After that, you can use MyVariableName just like other variables.</w:t>
       </w:r>
     </w:p>
     <w:p>
@@ -4463,31 +4154,16 @@
         <w:pStyle w:val="NoSpacing"/>
         <w:ind w:left="720"/>
       </w:pPr>
-      <w:proofErr w:type="spellStart"/>
-      <w:proofErr w:type="gramStart"/>
-      <w:r>
-        <w:t>MyVariableName</w:t>
-      </w:r>
-      <w:proofErr w:type="spellEnd"/>
-      <w:r>
-        <w:t xml:space="preserve"> :</w:t>
-      </w:r>
-      <w:proofErr w:type="gramEnd"/>
-      <w:r>
-        <w:t>= 5.</w:t>
+      <w:r>
+        <w:t>MyVariableName := 5.</w:t>
       </w:r>
     </w:p>
     <w:p>
       <w:pPr>
         <w:ind w:left="720"/>
       </w:pPr>
-      <w:proofErr w:type="spellStart"/>
-      <w:r>
-        <w:t>MyVariableName</w:t>
-      </w:r>
-      <w:proofErr w:type="spellEnd"/>
-      <w:r>
-        <w:t xml:space="preserve"> squared ==&gt; 25</w:t>
+      <w:r>
+        <w:t>MyVariableName squared ==&gt; 25</w:t>
       </w:r>
     </w:p>
     <w:p>
@@ -4528,15 +4204,7 @@
         <w:ind w:left="720"/>
       </w:pPr>
       <w:r>
-        <w:t xml:space="preserve">Other C-like languages </w:t>
-      </w:r>
-      <w:proofErr w:type="gramStart"/>
-      <w:r>
-        <w:t>use ;</w:t>
-      </w:r>
-      <w:proofErr w:type="gramEnd"/>
-      <w:r>
-        <w:t xml:space="preserve"> as statement separators.</w:t>
+        <w:t>Other C-like languages use ; as statement separators.</w:t>
       </w:r>
     </w:p>
     <w:p>
@@ -4544,7 +4212,6 @@
         <w:pStyle w:val="Heading1"/>
       </w:pPr>
       <w:r>
-        <w:lastRenderedPageBreak/>
         <w:t xml:space="preserve">Characters, </w:t>
       </w:r>
       <w:r>
@@ -4578,13 +4245,8 @@
       </w:r>
       <w:r>
         <w:tab/>
-        <w:t xml:space="preserve">==&gt; The </w:t>
-      </w:r>
-      <w:proofErr w:type="gramStart"/>
-      <w:r>
-        <w:t>character ;</w:t>
-      </w:r>
-      <w:proofErr w:type="gramEnd"/>
+        <w:t>==&gt; The character ;</w:t>
+      </w:r>
     </w:p>
     <w:p>
       <w:r>
@@ -4612,20 +4274,16 @@
     <w:p>
       <w:r>
         <w:tab/>
-        <w:t xml:space="preserve">'I </w:t>
-      </w:r>
-      <w:proofErr w:type="spellStart"/>
-      <w:r>
-        <w:t>can''t</w:t>
-      </w:r>
-      <w:proofErr w:type="spellEnd"/>
-      <w:r>
-        <w:t xml:space="preserve"> do that'</w:t>
-      </w:r>
-    </w:p>
-    <w:p>
-      <w:r>
-        <w:t>A Symbol is very much like a String.  It's a sequence of characters.  When you create a Symbol, however, we use a symbol table to lookup an existing Symbol with those characters and use that Symbol if it's there instead of creating a new one.  This means that two variables that point to symbols with the same letters are guaranteed to point to the same object.</w:t>
+        <w:t>'I can''t do that'</w:t>
+      </w:r>
+    </w:p>
+    <w:p>
+      <w:r>
+        <w:t xml:space="preserve">A Symbol is very much like a String.  It's a sequence of characters.  When you create a Symbol, however, we use a symbol table to lookup an existing Symbol with those characters and use that </w:t>
+      </w:r>
+      <w:r>
+        <w:lastRenderedPageBreak/>
+        <w:t>Symbol if it's there instead of creating a new one.  This means that two variables that point to symbols with the same letters are guaranteed to point to the same object.</w:t>
       </w:r>
     </w:p>
     <w:p>
@@ -4695,34 +4353,14 @@
     <w:p>
       <w:r>
         <w:tab/>
-        <w:t xml:space="preserve">| </w:t>
-      </w:r>
-      <w:proofErr w:type="spellStart"/>
-      <w:r>
-        <w:t>myBoolean</w:t>
-      </w:r>
-      <w:proofErr w:type="spellEnd"/>
-      <w:r>
-        <w:t xml:space="preserve"> |</w:t>
+        <w:t>| myBoolean |</w:t>
       </w:r>
       <w:r>
         <w:br/>
       </w:r>
       <w:r>
         <w:tab/>
-      </w:r>
-      <w:proofErr w:type="spellStart"/>
-      <w:proofErr w:type="gramStart"/>
-      <w:r>
-        <w:t>myBoolean</w:t>
-      </w:r>
-      <w:proofErr w:type="spellEnd"/>
-      <w:r>
-        <w:t xml:space="preserve"> :</w:t>
-      </w:r>
-      <w:proofErr w:type="gramEnd"/>
-      <w:r>
-        <w:t>= true</w:t>
+        <w:t>myBoolean := true</w:t>
       </w:r>
     </w:p>
     <w:p>
@@ -4730,13 +4368,8 @@
         <w:pStyle w:val="Heading1"/>
       </w:pPr>
       <w:r>
-        <w:t xml:space="preserve">Arrays and </w:t>
-      </w:r>
-      <w:proofErr w:type="spellStart"/>
-      <w:r>
-        <w:t>ByteArrays</w:t>
-      </w:r>
-      <w:proofErr w:type="spellEnd"/>
+        <w:t>Arrays and ByteArrays</w:t>
+      </w:r>
     </w:p>
     <w:p>
       <w:r>
@@ -4747,21 +4380,8 @@
       <w:pPr>
         <w:ind w:left="720"/>
       </w:pPr>
-      <w:proofErr w:type="gramStart"/>
-      <w:r>
-        <w:t>#(</w:t>
-      </w:r>
-      <w:proofErr w:type="gramEnd"/>
-      <w:r>
-        <w:t xml:space="preserve">9 'hello' </w:t>
-      </w:r>
-      <w:proofErr w:type="gramStart"/>
-      <w:r>
-        <w:t>5.4  #</w:t>
-      </w:r>
-      <w:proofErr w:type="gramEnd"/>
-      <w:r>
-        <w:t>there)</w:t>
+      <w:r>
+        <w:t>#(9 'hello' 5.4  #there)</w:t>
       </w:r>
     </w:p>
     <w:p>
@@ -4774,7 +4394,106 @@
         <w:pStyle w:val="ProgrammersNote"/>
       </w:pPr>
       <w:r>
+        <w:t>Programmer's Note</w:t>
+      </w:r>
+    </w:p>
+    <w:p>
+      <w:pPr>
+        <w:pStyle w:val="ProgrammersNote"/>
+      </w:pPr>
+      <w:r>
+        <w:t>In most object oriented languages, Arrays are restricted to hold only one kind (or type) of object.  Smalltalk has no such restrictions.</w:t>
+      </w:r>
+    </w:p>
+    <w:p>
+      <w:r>
+        <w:t>Once we have an array, we can send messages to it.  For example,</w:t>
+      </w:r>
+    </w:p>
+    <w:p>
+      <w:pPr>
+        <w:ind w:left="720"/>
+      </w:pPr>
+      <w:r>
+        <w:t>#(9 'hello' 5.4  #there) size ==&gt; 4</w:t>
+      </w:r>
+      <w:r>
+        <w:br/>
+      </w:r>
+      <w:r>
+        <w:tab/>
+        <w:t>- returns the number of objects in the array</w:t>
+      </w:r>
+    </w:p>
+    <w:p>
+      <w:pPr>
+        <w:ind w:left="720"/>
+      </w:pPr>
+      <w:r>
+        <w:t>#(9 'hello' 5.4  #there) first ==&gt; 9</w:t>
+      </w:r>
+      <w:r>
+        <w:br/>
+      </w:r>
+      <w:r>
+        <w:tab/>
+        <w:t>- returns the first element</w:t>
+      </w:r>
+    </w:p>
+    <w:p>
+      <w:pPr>
+        <w:ind w:left="720"/>
+      </w:pPr>
+      <w:r>
+        <w:t>#(9 'hello' 5.4  #there) last ==&gt; #there</w:t>
+      </w:r>
+      <w:r>
+        <w:br/>
+      </w:r>
+      <w:r>
+        <w:tab/>
+        <w:t>- returns the last element</w:t>
+      </w:r>
+    </w:p>
+    <w:p>
+      <w:pPr>
+        <w:ind w:left="720"/>
+      </w:pPr>
+      <w:r>
+        <w:t>#(9 'hello' 5.4  #there) at: 3 ==&gt; 5.4</w:t>
+      </w:r>
+      <w:r>
+        <w:br/>
+      </w:r>
+      <w:r>
+        <w:tab/>
+        <w:t>- returns the element at index 3</w:t>
+      </w:r>
+    </w:p>
+    <w:p>
+      <w:pPr>
+        <w:ind w:left="720"/>
+      </w:pPr>
+      <w:r>
         <w:lastRenderedPageBreak/>
+        <w:t xml:space="preserve">#(9 'hello' 5.4  #there) at: 3 put: </w:t>
+      </w:r>
+      <w:r>
+        <w:t>23.3</w:t>
+      </w:r>
+      <w:r>
+        <w:br/>
+      </w:r>
+      <w:r>
+        <w:tab/>
+        <w:t>- replaces element 3 with the object 23.3</w:t>
+      </w:r>
+    </w:p>
+    <w:p>
+      <w:pPr>
+        <w:pStyle w:val="ProgrammersNote"/>
+      </w:pPr>
+      <w:r>
         <w:t>Programmer's Note</w:t>
       </w:r>
     </w:p>
@@ -4783,344 +4502,159 @@
         <w:pStyle w:val="ProgrammersNote"/>
       </w:pPr>
       <w:r>
-        <w:t xml:space="preserve">In most </w:t>
-      </w:r>
-      <w:proofErr w:type="gramStart"/>
-      <w:r>
-        <w:t>object oriented</w:t>
-      </w:r>
-      <w:proofErr w:type="gramEnd"/>
-      <w:r>
-        <w:t xml:space="preserve"> languages, Arrays are restricted to hold only one kind (or type) of object.  Smalltalk has no such restrictions.</w:t>
-      </w:r>
-    </w:p>
-    <w:p>
-      <w:r>
-        <w:t>Once we have an array, we can send messages to it.  For example,</w:t>
-      </w:r>
-    </w:p>
-    <w:p>
-      <w:pPr>
-        <w:ind w:left="720"/>
-      </w:pPr>
-      <w:proofErr w:type="gramStart"/>
-      <w:r>
-        <w:t>#(</w:t>
-      </w:r>
-      <w:proofErr w:type="gramEnd"/>
-      <w:r>
-        <w:t xml:space="preserve">9 'hello' </w:t>
-      </w:r>
-      <w:proofErr w:type="gramStart"/>
-      <w:r>
-        <w:t>5.4  #</w:t>
-      </w:r>
-      <w:proofErr w:type="gramEnd"/>
-      <w:r>
-        <w:t>there) size ==&gt; 4</w:t>
+        <w:t>Collections in Smalltalk are generally indexed based on 1 where the first element is at index 1, the second is at index 2, etc.  This is different from many other languages where the first element is index 0 and the second element is index 1.</w:t>
+      </w:r>
+    </w:p>
+    <w:p>
+      <w:r>
+        <w:t>You'll find that most messages for Arrays also work for Strings, Symbols, and many other collections.</w:t>
+      </w:r>
+    </w:p>
+    <w:p>
+      <w:r>
+        <w:t>ByteArrays are special arrays where the elements are numbers between 0 and 255.  ByteArrays are generally used to implement low-level operations and aren't commonly seen in regular code.</w:t>
+      </w:r>
+    </w:p>
+    <w:p>
+      <w:r>
+        <w:tab/>
+        <w:t>#[9 67 215 19]</w:t>
+      </w:r>
+    </w:p>
+    <w:p>
+      <w:pPr>
+        <w:pStyle w:val="Heading1"/>
+      </w:pPr>
+      <w:r>
+        <w:t>Blocks</w:t>
+      </w:r>
+    </w:p>
+    <w:p>
+      <w:r>
+        <w:t>A block is an object that holds Smalltalk code that can be executed later.  Blocks are enclosed in square brackets.</w:t>
+      </w:r>
+    </w:p>
+    <w:p>
+      <w:r>
+        <w:tab/>
+        <w:t xml:space="preserve">[3 + 4] ==&gt; </w:t>
+      </w:r>
+      <w:r>
+        <w:t xml:space="preserve"> aBlockClosure</w:t>
+      </w:r>
+    </w:p>
+    <w:p>
+      <w:r>
+        <w:t>Once created, you can run the code in the block by sending it a value message.</w:t>
+      </w:r>
+    </w:p>
+    <w:p>
+      <w:r>
+        <w:tab/>
+        <w:t>[3 + 4] value ==&gt; 7</w:t>
+      </w:r>
+    </w:p>
+    <w:p>
+      <w:r>
+        <w:t>Blocks can take parameters.  You declare parameters by starting each name with a colon (:) and finishing the parameter list with a vertical bar. You run the block using a value: method with as many value: keywords as you have parameters.</w:t>
+      </w:r>
+    </w:p>
+    <w:p>
+      <w:r>
+        <w:tab/>
+        <w:t xml:space="preserve">[:x :y | x + y] value: 3 value: 4 </w:t>
+      </w:r>
+      <w:r>
+        <w:t>==&gt; 7</w:t>
+      </w:r>
+    </w:p>
+    <w:p>
+      <w:r>
+        <w:t>Smalltalk doesn't have any control structures like IF or WHILE built into the language.  We use regular messages and blocks to do that.  For example,</w:t>
+      </w:r>
+    </w:p>
+    <w:p>
+      <w:r>
+        <w:tab/>
+      </w:r>
+      <w:r>
+        <w:t>age &gt;= 18 ifTrue: [self doAdultAction]</w:t>
+      </w:r>
+    </w:p>
+    <w:p>
+      <w:r>
+        <w:t>The message ifTrue: is implemented for True and False:</w:t>
+      </w:r>
+    </w:p>
+    <w:p>
+      <w:r>
+        <w:t>True</w:t>
       </w:r>
       <w:r>
         <w:br/>
       </w:r>
       <w:r>
         <w:tab/>
-        <w:t>- returns the number of objects in the array</w:t>
-      </w:r>
-    </w:p>
-    <w:p>
-      <w:pPr>
-        <w:ind w:left="720"/>
-      </w:pPr>
-      <w:proofErr w:type="gramStart"/>
-      <w:r>
-        <w:t>#(</w:t>
-      </w:r>
-      <w:proofErr w:type="gramEnd"/>
-      <w:r>
-        <w:t xml:space="preserve">9 'hello' </w:t>
-      </w:r>
-      <w:proofErr w:type="gramStart"/>
-      <w:r>
-        <w:t>5.4  #</w:t>
-      </w:r>
-      <w:proofErr w:type="gramEnd"/>
-      <w:r>
-        <w:t>there) first ==&gt; 9</w:t>
+        <w:t>ifTrue: aBlock</w:t>
       </w:r>
       <w:r>
         <w:br/>
       </w:r>
       <w:r>
         <w:tab/>
-        <w:t>- returns the first element</w:t>
-      </w:r>
-    </w:p>
-    <w:p>
-      <w:pPr>
-        <w:ind w:left="720"/>
-      </w:pPr>
-      <w:proofErr w:type="gramStart"/>
-      <w:r>
-        <w:t>#(</w:t>
-      </w:r>
-      <w:proofErr w:type="gramEnd"/>
-      <w:r>
-        <w:t xml:space="preserve">9 'hello' </w:t>
-      </w:r>
-      <w:proofErr w:type="gramStart"/>
-      <w:r>
-        <w:t>5.4  #</w:t>
-      </w:r>
-      <w:proofErr w:type="gramEnd"/>
-      <w:r>
-        <w:t>there) last ==&gt; #there</w:t>
+      </w:r>
+      <w:r>
+        <w:tab/>
+        <w:t>^aBlock value</w:t>
+      </w:r>
+    </w:p>
+    <w:p>
+      <w:r>
+        <w:t>False</w:t>
       </w:r>
       <w:r>
         <w:br/>
       </w:r>
       <w:r>
         <w:tab/>
-        <w:t>- returns the last element</w:t>
-      </w:r>
-    </w:p>
-    <w:p>
-      <w:pPr>
-        <w:ind w:left="720"/>
-      </w:pPr>
-      <w:proofErr w:type="gramStart"/>
-      <w:r>
-        <w:t>#(</w:t>
-      </w:r>
-      <w:proofErr w:type="gramEnd"/>
-      <w:r>
-        <w:t xml:space="preserve">9 'hello' </w:t>
-      </w:r>
-      <w:proofErr w:type="gramStart"/>
-      <w:r>
-        <w:t>5.4  #</w:t>
-      </w:r>
-      <w:proofErr w:type="gramEnd"/>
-      <w:r>
-        <w:t>there) at: 3 ==&gt; 5.4</w:t>
+        <w:t>ifTrue: aBlock</w:t>
       </w:r>
       <w:r>
         <w:br/>
       </w:r>
       <w:r>
         <w:tab/>
-        <w:t>- returns the element at index 3</w:t>
-      </w:r>
-    </w:p>
-    <w:p>
-      <w:pPr>
-        <w:ind w:left="720"/>
-      </w:pPr>
-      <w:proofErr w:type="gramStart"/>
-      <w:r>
-        <w:t>#(</w:t>
-      </w:r>
-      <w:proofErr w:type="gramEnd"/>
-      <w:r>
-        <w:t xml:space="preserve">9 'hello' </w:t>
-      </w:r>
-      <w:proofErr w:type="gramStart"/>
-      <w:r>
-        <w:t>5.4  #</w:t>
-      </w:r>
-      <w:proofErr w:type="gramEnd"/>
-      <w:r>
-        <w:t xml:space="preserve">there) at: 3 put: </w:t>
-      </w:r>
-      <w:r>
-        <w:t>23.3</w:t>
+      </w:r>
+      <w:r>
+        <w:tab/>
+        <w:t>^nil</w:t>
+      </w:r>
+    </w:p>
+    <w:p>
+      <w:r>
+        <w:lastRenderedPageBreak/>
+        <w:t>So, if the receiver of ifTrue: is a true object, it runs the block.  Otherwise, it does nothing and just returns nil.</w:t>
+      </w:r>
+    </w:p>
+    <w:p>
+      <w:r>
+        <w:t>You can also use ifFalse: if you want to execute code in the false case, or ifTrue:ifFalse: to provide blocks for both the true and false cases.</w:t>
+      </w:r>
+    </w:p>
+    <w:p>
+      <w:r>
+        <w:tab/>
+        <w:t>age &gt;= 18</w:t>
       </w:r>
       <w:r>
         <w:br/>
       </w:r>
       <w:r>
         <w:tab/>
-        <w:t>- replaces element 3 with the object 23.3</w:t>
-      </w:r>
-    </w:p>
-    <w:p>
-      <w:pPr>
-        <w:pStyle w:val="ProgrammersNote"/>
-      </w:pPr>
-      <w:r>
-        <w:t>Programmer's Note</w:t>
-      </w:r>
-    </w:p>
-    <w:p>
-      <w:pPr>
-        <w:pStyle w:val="ProgrammersNote"/>
-      </w:pPr>
-      <w:r>
-        <w:t>Collections in Smalltalk are generally indexed based on 1 where the first element is at index 1, the second is at index 2, etc.  This is different from many other languages where the first element is index 0 and the second element is index 1.</w:t>
-      </w:r>
-    </w:p>
-    <w:p>
-      <w:r>
-        <w:t>You'll find that most messages for Arrays also work for Strings, Symbols, and many other collections.</w:t>
-      </w:r>
-    </w:p>
-    <w:p>
-      <w:proofErr w:type="spellStart"/>
-      <w:r>
-        <w:t>ByteArrays</w:t>
-      </w:r>
-      <w:proofErr w:type="spellEnd"/>
-      <w:r>
-        <w:t xml:space="preserve"> are special arrays where the elements are numbers between 0 and 255.  </w:t>
-      </w:r>
-      <w:proofErr w:type="spellStart"/>
-      <w:r>
-        <w:t>ByteArrays</w:t>
-      </w:r>
-      <w:proofErr w:type="spellEnd"/>
-      <w:r>
-        <w:t xml:space="preserve"> are generally used to implement low-level operations and aren't commonly seen in regular code.</w:t>
-      </w:r>
-    </w:p>
-    <w:p>
-      <w:r>
-        <w:tab/>
-      </w:r>
-      <w:proofErr w:type="gramStart"/>
-      <w:r>
-        <w:t>#[</w:t>
-      </w:r>
-      <w:proofErr w:type="gramEnd"/>
-      <w:r>
-        <w:t>9 67 215 19]</w:t>
-      </w:r>
-    </w:p>
-    <w:p>
-      <w:pPr>
-        <w:pStyle w:val="Heading1"/>
-      </w:pPr>
-      <w:r>
-        <w:t>Blocks</w:t>
-      </w:r>
-    </w:p>
-    <w:p>
-      <w:r>
-        <w:t>A block is an object that holds Smalltalk code that can be executed later.  Blocks are enclosed in square brackets.</w:t>
-      </w:r>
-    </w:p>
-    <w:p>
-      <w:r>
-        <w:tab/>
-        <w:t>[3 + 4] ==</w:t>
-      </w:r>
-      <w:proofErr w:type="gramStart"/>
-      <w:r>
-        <w:t xml:space="preserve">&gt; </w:t>
-      </w:r>
-      <w:r>
-        <w:t xml:space="preserve"> </w:t>
-      </w:r>
-      <w:proofErr w:type="spellStart"/>
-      <w:r>
-        <w:t>aBlockClosure</w:t>
-      </w:r>
-      <w:proofErr w:type="spellEnd"/>
-      <w:proofErr w:type="gramEnd"/>
-    </w:p>
-    <w:p>
-      <w:r>
-        <w:t>Once created, you can run the code in the block by sending it a value message.</w:t>
-      </w:r>
-    </w:p>
-    <w:p>
-      <w:r>
-        <w:tab/>
-        <w:t>[3 + 4] value ==&gt; 7</w:t>
-      </w:r>
-    </w:p>
-    <w:p>
-      <w:r>
-        <w:t xml:space="preserve">Blocks can take parameters.  You declare parameters by starting each name with a colon (:) and finishing the parameter list with a vertical bar. You run the block using a value: method with as many </w:t>
-      </w:r>
-      <w:proofErr w:type="gramStart"/>
-      <w:r>
-        <w:t>value:</w:t>
-      </w:r>
-      <w:proofErr w:type="gramEnd"/>
-      <w:r>
-        <w:t xml:space="preserve"> keywords as you have parameters.</w:t>
-      </w:r>
-    </w:p>
-    <w:p>
-      <w:r>
-        <w:lastRenderedPageBreak/>
-        <w:tab/>
-        <w:t>[:</w:t>
-      </w:r>
-      <w:proofErr w:type="gramStart"/>
-      <w:r>
-        <w:t>x :y</w:t>
-      </w:r>
-      <w:proofErr w:type="gramEnd"/>
-      <w:r>
-        <w:t xml:space="preserve"> | x + y] value: 3 </w:t>
-      </w:r>
-      <w:proofErr w:type="gramStart"/>
-      <w:r>
-        <w:t>value</w:t>
-      </w:r>
-      <w:proofErr w:type="gramEnd"/>
-      <w:r>
-        <w:t xml:space="preserve">: 4 </w:t>
-      </w:r>
-      <w:r>
-        <w:t>==&gt; 7</w:t>
-      </w:r>
-    </w:p>
-    <w:p>
-      <w:r>
-        <w:t>Smalltalk doesn't have any control structures like IF or WHILE built into the language.  We use regular messages and blocks to do that.  For example,</w:t>
-      </w:r>
-    </w:p>
-    <w:p>
-      <w:r>
-        <w:tab/>
-      </w:r>
-      <w:r>
-        <w:t xml:space="preserve">age &gt;= 18 </w:t>
-      </w:r>
-      <w:proofErr w:type="spellStart"/>
-      <w:r>
-        <w:t>ifTrue</w:t>
-      </w:r>
-      <w:proofErr w:type="spellEnd"/>
-      <w:r>
-        <w:t xml:space="preserve">: [self </w:t>
-      </w:r>
-      <w:proofErr w:type="spellStart"/>
-      <w:r>
-        <w:t>doAdultAction</w:t>
-      </w:r>
-      <w:proofErr w:type="spellEnd"/>
-      <w:r>
-        <w:t>]</w:t>
-      </w:r>
-    </w:p>
-    <w:p>
-      <w:r>
-        <w:t xml:space="preserve">The message </w:t>
-      </w:r>
-      <w:proofErr w:type="spellStart"/>
-      <w:r>
-        <w:t>ifTrue</w:t>
-      </w:r>
-      <w:proofErr w:type="spellEnd"/>
-      <w:r>
-        <w:t>: is implemented for True and False:</w:t>
-      </w:r>
-    </w:p>
-    <w:p>
-      <w:r>
-        <w:t>True</w:t>
+      </w:r>
+      <w:r>
+        <w:tab/>
+        <w:t>ifTrue: [self doAdultAction]</w:t>
       </w:r>
       <w:r>
         <w:br/>
@@ -5128,162 +4662,9 @@
       <w:r>
         <w:tab/>
       </w:r>
-      <w:proofErr w:type="spellStart"/>
-      <w:r>
-        <w:t>ifTrue</w:t>
-      </w:r>
-      <w:proofErr w:type="spellEnd"/>
-      <w:r>
-        <w:t xml:space="preserve">: </w:t>
-      </w:r>
-      <w:proofErr w:type="spellStart"/>
-      <w:r>
-        <w:t>aBlock</w:t>
-      </w:r>
-      <w:proofErr w:type="spellEnd"/>
-      <w:r>
-        <w:br/>
-      </w:r>
-      <w:r>
-        <w:tab/>
-      </w:r>
-      <w:r>
-        <w:tab/>
-        <w:t>^</w:t>
-      </w:r>
-      <w:proofErr w:type="spellStart"/>
-      <w:r>
-        <w:t>aBlock</w:t>
-      </w:r>
-      <w:proofErr w:type="spellEnd"/>
-      <w:r>
-        <w:t xml:space="preserve"> value</w:t>
-      </w:r>
-    </w:p>
-    <w:p>
-      <w:r>
-        <w:t>False</w:t>
-      </w:r>
-      <w:r>
-        <w:br/>
-      </w:r>
-      <w:r>
-        <w:tab/>
-      </w:r>
-      <w:proofErr w:type="spellStart"/>
-      <w:r>
-        <w:t>ifTrue</w:t>
-      </w:r>
-      <w:proofErr w:type="spellEnd"/>
-      <w:r>
-        <w:t xml:space="preserve">: </w:t>
-      </w:r>
-      <w:proofErr w:type="spellStart"/>
-      <w:r>
-        <w:t>aBlock</w:t>
-      </w:r>
-      <w:proofErr w:type="spellEnd"/>
-      <w:r>
-        <w:br/>
-      </w:r>
-      <w:r>
-        <w:tab/>
-      </w:r>
-      <w:r>
-        <w:tab/>
-        <w:t>^nil</w:t>
-      </w:r>
-    </w:p>
-    <w:p>
-      <w:r>
-        <w:t xml:space="preserve">So, if the receiver of </w:t>
-      </w:r>
-      <w:proofErr w:type="spellStart"/>
-      <w:r>
-        <w:t>ifTrue</w:t>
-      </w:r>
-      <w:proofErr w:type="spellEnd"/>
-      <w:r>
-        <w:t>: is a true object, it runs the block.  Otherwise, it does nothing and just returns nil.</w:t>
-      </w:r>
-    </w:p>
-    <w:p>
-      <w:r>
-        <w:t xml:space="preserve">You can also use </w:t>
-      </w:r>
-      <w:proofErr w:type="spellStart"/>
-      <w:r>
-        <w:t>ifFalse</w:t>
-      </w:r>
-      <w:proofErr w:type="spellEnd"/>
-      <w:r>
-        <w:t xml:space="preserve">: if you want to execute code in the false case, or </w:t>
-      </w:r>
-      <w:proofErr w:type="spellStart"/>
-      <w:proofErr w:type="gramStart"/>
-      <w:r>
-        <w:t>ifTrue:ifFalse</w:t>
-      </w:r>
-      <w:proofErr w:type="spellEnd"/>
-      <w:proofErr w:type="gramEnd"/>
-      <w:r>
-        <w:t>: to provide blocks for both the true and false cases.</w:t>
-      </w:r>
-    </w:p>
-    <w:p>
-      <w:r>
-        <w:tab/>
-        <w:t>age &gt;= 18</w:t>
-      </w:r>
-      <w:r>
-        <w:br/>
-      </w:r>
-      <w:r>
-        <w:tab/>
-      </w:r>
-      <w:r>
-        <w:tab/>
-      </w:r>
-      <w:proofErr w:type="spellStart"/>
-      <w:r>
-        <w:t>ifTrue</w:t>
-      </w:r>
-      <w:proofErr w:type="spellEnd"/>
-      <w:r>
-        <w:t xml:space="preserve">: [self </w:t>
-      </w:r>
-      <w:proofErr w:type="spellStart"/>
-      <w:r>
-        <w:t>doAdultAction</w:t>
-      </w:r>
-      <w:proofErr w:type="spellEnd"/>
-      <w:r>
-        <w:t>]</w:t>
-      </w:r>
-      <w:r>
-        <w:br/>
-      </w:r>
-      <w:r>
-        <w:tab/>
-      </w:r>
-      <w:r>
-        <w:tab/>
-      </w:r>
-      <w:proofErr w:type="spellStart"/>
-      <w:r>
-        <w:t>ifFalse</w:t>
-      </w:r>
-      <w:proofErr w:type="spellEnd"/>
-      <w:r>
-        <w:t xml:space="preserve">: [self </w:t>
-      </w:r>
-      <w:proofErr w:type="spellStart"/>
-      <w:r>
-        <w:t>doChildAction</w:t>
-      </w:r>
-      <w:proofErr w:type="spellEnd"/>
-      <w:r>
-        <w:t>]</w:t>
+      <w:r>
+        <w:tab/>
+        <w:t>ifFalse: [self doChildAction]</w:t>
       </w:r>
     </w:p>
     <w:p>
@@ -5306,14 +4687,7 @@
       </w:pPr>
       <w:r>
         <w:tab/>
-      </w:r>
-      <w:proofErr w:type="gramStart"/>
-      <w:r>
-        <w:t>factorial :</w:t>
-      </w:r>
-      <w:proofErr w:type="gramEnd"/>
-      <w:r>
-        <w:t>= 1.</w:t>
+        <w:t>factorial := 1.</w:t>
       </w:r>
     </w:p>
     <w:p>
@@ -5322,14 +4696,7 @@
       </w:pPr>
       <w:r>
         <w:tab/>
-      </w:r>
-      <w:proofErr w:type="gramStart"/>
-      <w:r>
-        <w:t>number :</w:t>
-      </w:r>
-      <w:proofErr w:type="gramEnd"/>
-      <w:r>
-        <w:t>= 20.</w:t>
+        <w:t>number := 20.</w:t>
       </w:r>
     </w:p>
     <w:p>
@@ -5338,15 +4705,7 @@
       </w:pPr>
       <w:r>
         <w:tab/>
-        <w:t xml:space="preserve">[number &gt; 1] </w:t>
-      </w:r>
-      <w:proofErr w:type="spellStart"/>
-      <w:r>
-        <w:t>whileTrue</w:t>
-      </w:r>
-      <w:proofErr w:type="spellEnd"/>
-      <w:r>
-        <w:t>: [</w:t>
+        <w:t>[number &gt; 1] whileTrue: [</w:t>
       </w:r>
     </w:p>
     <w:p>
@@ -5354,13 +4713,8 @@
         <w:pStyle w:val="NoSpacing"/>
         <w:ind w:left="720" w:firstLine="720"/>
       </w:pPr>
-      <w:proofErr w:type="gramStart"/>
-      <w:r>
-        <w:t>factorial :</w:t>
-      </w:r>
-      <w:proofErr w:type="gramEnd"/>
-      <w:r>
-        <w:t>= factorial * number.</w:t>
+      <w:r>
+        <w:t>factorial := factorial * number.</w:t>
       </w:r>
     </w:p>
     <w:p>
@@ -5368,13 +4722,8 @@
         <w:pStyle w:val="NoSpacing"/>
         <w:ind w:left="720" w:firstLine="720"/>
       </w:pPr>
-      <w:proofErr w:type="gramStart"/>
-      <w:r>
-        <w:t>number :</w:t>
-      </w:r>
-      <w:proofErr w:type="gramEnd"/>
-      <w:r>
-        <w:t>= number – 1].</w:t>
+      <w:r>
+        <w:t>number := number – 1].</w:t>
       </w:r>
     </w:p>
     <w:p>
@@ -5388,15 +4737,7 @@
     </w:p>
     <w:p>
       <w:r>
-        <w:t xml:space="preserve">In this example, the </w:t>
-      </w:r>
-      <w:proofErr w:type="spellStart"/>
-      <w:r>
-        <w:t>whileTrue</w:t>
-      </w:r>
-      <w:proofErr w:type="spellEnd"/>
-      <w:r>
-        <w:t>: message is sent to the block [number &gt; 1]. If it returns true, it runs the other block then tries the first block again.  It continues this until the first block returns false.</w:t>
+        <w:t>In this example, the whileTrue: message is sent to the block [number &gt; 1]. If it returns true, it runs the other block then tries the first block again.  It continues this until the first block returns false.</w:t>
       </w:r>
     </w:p>
     <w:p>
@@ -5404,18 +4745,8 @@
         <w:t xml:space="preserve">We can </w:t>
       </w:r>
       <w:r>
-        <w:t xml:space="preserve">loop over a range of numbers using </w:t>
-      </w:r>
-      <w:proofErr w:type="spellStart"/>
-      <w:proofErr w:type="gramStart"/>
-      <w:r>
-        <w:t>to:do</w:t>
-      </w:r>
-      <w:proofErr w:type="spellEnd"/>
-      <w:r>
-        <w:t>:.</w:t>
-      </w:r>
-      <w:proofErr w:type="gramEnd"/>
+        <w:t>loop over a range of numbers using to:do:.</w:t>
+      </w:r>
     </w:p>
     <w:p>
       <w:pPr>
@@ -5432,14 +4763,7 @@
       </w:pPr>
       <w:r>
         <w:tab/>
-      </w:r>
-      <w:proofErr w:type="gramStart"/>
-      <w:r>
-        <w:t>factorial :</w:t>
-      </w:r>
-      <w:proofErr w:type="gramEnd"/>
-      <w:r>
-        <w:t>= 1.</w:t>
+        <w:t>factorial := 1.</w:t>
       </w:r>
     </w:p>
     <w:p>
@@ -5448,23 +4772,7 @@
       </w:pPr>
       <w:r>
         <w:tab/>
-        <w:t xml:space="preserve">2 to: 20 do: </w:t>
-      </w:r>
-      <w:proofErr w:type="gramStart"/>
-      <w:r>
-        <w:t>[:number</w:t>
-      </w:r>
-      <w:proofErr w:type="gramEnd"/>
-      <w:r>
-        <w:t xml:space="preserve"> | </w:t>
-      </w:r>
-      <w:proofErr w:type="gramStart"/>
-      <w:r>
-        <w:t>factorial :</w:t>
-      </w:r>
-      <w:proofErr w:type="gramEnd"/>
-      <w:r>
-        <w:t>= factorial * number].</w:t>
+        <w:t>2 to: 20 do: [:number | factorial := factorial * number].</w:t>
       </w:r>
     </w:p>
     <w:p>
@@ -5493,14 +4801,7 @@
       </w:pPr>
       <w:r>
         <w:tab/>
-      </w:r>
-      <w:proofErr w:type="gramStart"/>
-      <w:r>
-        <w:t>factorial :</w:t>
-      </w:r>
-      <w:proofErr w:type="gramEnd"/>
-      <w:r>
-        <w:t>= 1.</w:t>
+        <w:t>factorial := 1.</w:t>
       </w:r>
     </w:p>
     <w:p>
@@ -5508,21 +4809,8 @@
         <w:pStyle w:val="NoSpacing"/>
         <w:ind w:firstLine="720"/>
       </w:pPr>
-      <w:proofErr w:type="gramStart"/>
-      <w:r>
-        <w:t>#(</w:t>
-      </w:r>
-      <w:proofErr w:type="gramEnd"/>
-      <w:r>
-        <w:t xml:space="preserve">1 2 3 4 5 6 7 8 9 10 11 12 13 14 15 16 17 18 19 20) do: </w:t>
-      </w:r>
-      <w:proofErr w:type="gramStart"/>
-      <w:r>
-        <w:t>[:number</w:t>
-      </w:r>
-      <w:proofErr w:type="gramEnd"/>
-      <w:r>
-        <w:t xml:space="preserve"> |</w:t>
+      <w:r>
+        <w:t>#(1 2 3 4 5 6 7 8 9 10 11 12 13 14 15 16 17 18 19 20) do: [:number |</w:t>
       </w:r>
     </w:p>
     <w:p>
@@ -5534,14 +4822,7 @@
       </w:r>
       <w:r>
         <w:tab/>
-      </w:r>
-      <w:proofErr w:type="gramStart"/>
-      <w:r>
-        <w:t>factorial :</w:t>
-      </w:r>
-      <w:proofErr w:type="gramEnd"/>
-      <w:r>
-        <w:t>= factorial * number].</w:t>
+        <w:t>factorial := factorial * number].</w:t>
       </w:r>
     </w:p>
     <w:p>
@@ -5549,7 +4830,6 @@
         <w:pStyle w:val="NoSpacing"/>
       </w:pPr>
       <w:r>
-        <w:lastRenderedPageBreak/>
         <w:tab/>
       </w:r>
       <w:r>
@@ -5575,15 +4855,7 @@
     </w:p>
     <w:p>
       <w:r>
-        <w:t xml:space="preserve">There are only a few more things to understand </w:t>
-      </w:r>
-      <w:proofErr w:type="gramStart"/>
-      <w:r>
-        <w:t>in order to</w:t>
-      </w:r>
-      <w:proofErr w:type="gramEnd"/>
-      <w:r>
-        <w:t xml:space="preserve"> understand the full syntax of Smalltalk.  Comments are delimited by double quotes.</w:t>
+        <w:t>There are only a few more things to understand in order to understand the full syntax of Smalltalk.  Comments are delimited by double quotes.</w:t>
       </w:r>
     </w:p>
     <w:p>
@@ -5615,49 +4887,22 @@
       </w:r>
       <w:r>
         <w:tab/>
-      </w:r>
-      <w:proofErr w:type="gramStart"/>
-      <w:r>
-        <w:t>super</w:t>
-      </w:r>
-      <w:proofErr w:type="gramEnd"/>
-      <w:r>
-        <w:t xml:space="preserve"> initialize. "</w:t>
-      </w:r>
-      <w:proofErr w:type="gramStart"/>
-      <w:r>
-        <w:t>do</w:t>
-      </w:r>
-      <w:proofErr w:type="gramEnd"/>
-      <w:r>
-        <w:t xml:space="preserve"> the initialization from the superclass"</w:t>
-      </w:r>
-    </w:p>
-    <w:p>
-      <w:r>
-        <w:tab/>
-      </w:r>
-      <w:r>
-        <w:tab/>
-        <w:t xml:space="preserve">self </w:t>
-      </w:r>
-      <w:proofErr w:type="spellStart"/>
-      <w:r>
-        <w:t>doMyInitialization</w:t>
-      </w:r>
-      <w:proofErr w:type="spellEnd"/>
-    </w:p>
-    <w:p>
-      <w:r>
-        <w:t xml:space="preserve">Finally, </w:t>
-      </w:r>
-      <w:proofErr w:type="spellStart"/>
-      <w:r>
-        <w:t>thisContext</w:t>
-      </w:r>
-      <w:proofErr w:type="spellEnd"/>
-      <w:r>
-        <w:t xml:space="preserve"> is used to create a stack trace for the debugger tool and is seldom used by user code.</w:t>
+        <w:t>super initialize. "do the initialization from the superclass"</w:t>
+      </w:r>
+    </w:p>
+    <w:p>
+      <w:r>
+        <w:lastRenderedPageBreak/>
+        <w:tab/>
+      </w:r>
+      <w:r>
+        <w:tab/>
+        <w:t>self doMyInitialization</w:t>
+      </w:r>
+    </w:p>
+    <w:p>
+      <w:r>
+        <w:t>Finally, thisContext is used to create a stack trace for the debugger tool and is seldom used by user code.</w:t>
       </w:r>
     </w:p>
     <w:p>
@@ -5887,15 +5132,7 @@
           </w:p>
           <w:p>
             <w:r>
-              <w:t xml:space="preserve">  'I </w:t>
-            </w:r>
-            <w:proofErr w:type="spellStart"/>
-            <w:r>
-              <w:t>can''t</w:t>
-            </w:r>
-            <w:proofErr w:type="spellEnd"/>
-            <w:r>
-              <w:t xml:space="preserve"> do that'</w:t>
+              <w:t xml:space="preserve">  'I can''t do that'</w:t>
             </w:r>
           </w:p>
           <w:p/>
@@ -5942,15 +5179,7 @@
           </w:p>
           <w:p>
             <w:r>
-              <w:t xml:space="preserve">   $</w:t>
-            </w:r>
-            <w:proofErr w:type="gramStart"/>
-            <w:r>
-              <w:t>a  $</w:t>
-            </w:r>
-            <w:proofErr w:type="gramEnd"/>
-            <w:r>
-              <w:t>0</w:t>
+              <w:t xml:space="preserve">   $a  $0</w:t>
             </w:r>
           </w:p>
           <w:p/>
@@ -5971,15 +5200,7 @@
           </w:p>
           <w:p>
             <w:r>
-              <w:t xml:space="preserve">  </w:t>
-            </w:r>
-            <w:proofErr w:type="gramStart"/>
-            <w:r>
-              <w:t>#(</w:t>
-            </w:r>
-            <w:proofErr w:type="gramEnd"/>
-            <w:r>
-              <w:t>3 'hello' there)</w:t>
+              <w:t xml:space="preserve">  #(3 'hello' there)</w:t>
             </w:r>
           </w:p>
           <w:p/>
@@ -5990,7 +5211,6 @@
                 <w:bCs/>
               </w:rPr>
             </w:pPr>
-            <w:proofErr w:type="spellStart"/>
             <w:r>
               <w:rPr>
                 <w:b/>
@@ -5998,19 +5218,10 @@
               </w:rPr>
               <w:t>ByteArrays</w:t>
             </w:r>
-            <w:proofErr w:type="spellEnd"/>
           </w:p>
           <w:p>
             <w:r>
-              <w:t xml:space="preserve">  </w:t>
-            </w:r>
-            <w:proofErr w:type="gramStart"/>
-            <w:r>
-              <w:t>#[</w:t>
-            </w:r>
-            <w:proofErr w:type="gramEnd"/>
-            <w:r>
-              <w:t>47 198 209]</w:t>
+              <w:t xml:space="preserve">  #[47 198 209]</w:t>
             </w:r>
           </w:p>
           <w:p/>
@@ -6090,15 +5301,7 @@
           </w:p>
           <w:p>
             <w:r>
-              <w:t xml:space="preserve">   | </w:t>
-            </w:r>
-            <w:proofErr w:type="spellStart"/>
-            <w:r>
-              <w:t>myVar</w:t>
-            </w:r>
-            <w:proofErr w:type="spellEnd"/>
-            <w:r>
-              <w:t xml:space="preserve"> |</w:t>
+              <w:t xml:space="preserve">   | myVar |</w:t>
             </w:r>
           </w:p>
           <w:p/>
@@ -6140,13 +5343,8 @@
           </w:p>
           <w:p>
             <w:r>
-              <w:t xml:space="preserve">   </w:t>
+              <w:t xml:space="preserve">   MyGlobalVar</w:t>
             </w:r>
-            <w:proofErr w:type="spellStart"/>
-            <w:r>
-              <w:t>MyGlobalVar</w:t>
-            </w:r>
-            <w:proofErr w:type="spellEnd"/>
           </w:p>
           <w:p/>
           <w:p>
@@ -6195,13 +5393,8 @@
           </w:p>
           <w:p>
             <w:r>
-              <w:t xml:space="preserve">   </w:t>
+              <w:t xml:space="preserve">   thisContext</w:t>
             </w:r>
-            <w:proofErr w:type="spellStart"/>
-            <w:r>
-              <w:t>thisContext</w:t>
-            </w:r>
-            <w:proofErr w:type="spellEnd"/>
           </w:p>
         </w:tc>
         <w:tc>
@@ -6271,20 +5464,7 @@
           </w:p>
           <w:p>
             <w:r>
-              <w:t xml:space="preserve">    </w:t>
-            </w:r>
-            <w:proofErr w:type="spellStart"/>
-            <w:proofErr w:type="gramStart"/>
-            <w:r>
-              <w:t>between:</w:t>
-            </w:r>
-            <w:proofErr w:type="gramEnd"/>
-            <w:r>
-              <w:t>and</w:t>
-            </w:r>
-            <w:proofErr w:type="spellEnd"/>
-            <w:r>
-              <w:t>:</w:t>
+              <w:t xml:space="preserve">    between:and:</w:t>
             </w:r>
           </w:p>
         </w:tc>
